--- a/대본/1부/09화_The_Lab_Bench.docx
+++ b/대본/1부/09화_The_Lab_Bench.docx
@@ -2,7 +2,7 @@
 <file path=word/document.xml><?xml version="1.0" encoding="utf-8"?>
 <w:document xmlns:w="http://schemas.openxmlformats.org/wordprocessingml/2006/main" xmlns:m="http://schemas.openxmlformats.org/officeDocument/2006/math" xmlns:r="http://schemas.openxmlformats.org/officeDocument/2006/relationships" xmlns:o="urn:schemas-microsoft-com:office:office" xmlns:v="urn:schemas-microsoft-com:vml" xmlns:w10="urn:schemas-microsoft-com:office:word" xmlns:a="http://schemas.openxmlformats.org/drawingml/2006/main" xmlns:pic="http://schemas.openxmlformats.org/drawingml/2006/picture" xmlns:wp="http://schemas.openxmlformats.org/drawingml/2006/wordprocessingDrawing">
   <w:body>
-    <w:bookmarkStart w:id="31" w:name="ship-it-1부-9화"/>
+    <w:bookmarkStart w:id="32" w:name="ship-it-1부-9화"/>
     <w:p>
       <w:pPr>
         <w:pStyle w:val="Heading1"/>
@@ -65,7 +65,7 @@
         <w:t xml:space="preserve"> </w:t>
       </w:r>
       <w:r>
-        <w:t xml:space="preserve">- 규칙: 지문 없음. 전 화 100% 「화자명: 대사」. 1턴 15단어 이내.</w:t>
+        <w:t xml:space="preserve">- 규칙: 지문 없음. 전 화 100% 「화자명: 대사」. 1턴 15단어 이내 + 긴 턴 10~15회(25~35단어).</w:t>
       </w:r>
       <w:r>
         <w:t xml:space="preserve"> </w:t>
@@ -274,13 +274,13 @@
         </w:numPr>
       </w:pPr>
       <w:r>
-        <w:t xml:space="preserve">RITA: Twenty-two. Mostly biotech. Two medical device teams. One makes edible packaging.</w:t>
-      </w:r>
-      <w:r>
-        <w:t xml:space="preserve"> </w:t>
-      </w:r>
-      <w:r>
-        <w:t xml:space="preserve">리타: 스물두 곳이요. 대부분 바이오텍이고, 의료기기 팀 두 곳. 한 곳은 먹는 포장재를 만들어요.</w:t>
+        <w:t xml:space="preserve">RITA: Twenty-two. Mostly biotech, plus two medical device teams. And one makes edible packaging, which surprises everyone. We take anyone who needs a bench and follows the safety rules.</w:t>
+      </w:r>
+      <w:r>
+        <w:t xml:space="preserve"> </w:t>
+      </w:r>
+      <w:r>
+        <w:t xml:space="preserve">리타: 스물두 곳이요. 대부분 바이오텍이고, 의료기기 팀이 두 곳 있어요. 그리고 한 곳은 먹는 포장재를 만드는데, 다들 놀라죠. 실험대가 필요하고 안전 규칙만 지키면 누구든 받아요.</w:t>
       </w:r>
     </w:p>
     <w:p>
@@ -505,13 +505,13 @@
         </w:numPr>
       </w:pPr>
       <w:r>
-        <w:t xml:space="preserve">RITA: Twelve hundred a month. That includes shared equipment and basic supplies.</w:t>
-      </w:r>
-      <w:r>
-        <w:t xml:space="preserve"> </w:t>
-      </w:r>
-      <w:r>
-        <w:t xml:space="preserve">리타: 한 달에 1,200달러요. 공용 장비와 기본 소모품이 포함돼요.</w:t>
+        <w:t xml:space="preserve">RITA: Twelve hundred a month. That includes shared equipment and basic supplies, so you don’t have to buy a centrifuge or an autoclave on day one. For a new startup, that matters.</w:t>
+      </w:r>
+      <w:r>
+        <w:t xml:space="preserve"> </w:t>
+      </w:r>
+      <w:r>
+        <w:t xml:space="preserve">리타: 한 달에 1,200달러요. 공용 장비와 기본 소모품이 포함돼서, 첫날부터 원심분리기나 고압 멸균기를 살 필요가 없어요. 갓 시작한 스타트업에겐 그게 중요하죠.</w:t>
       </w:r>
     </w:p>
     <w:p>
@@ -556,13 +556,13 @@
         </w:numPr>
       </w:pPr>
       <w:r>
-        <w:t xml:space="preserve">NOAH: Six months is a long time for us. Is there any flexibility?</w:t>
-      </w:r>
-      <w:r>
-        <w:t xml:space="preserve"> </w:t>
-      </w:r>
-      <w:r>
-        <w:t xml:space="preserve">노아: 저희한텐 6개월이 길어서요. 조정이 가능할까요?</w:t>
+        <w:t xml:space="preserve">NOAH: Six months is a long time for us. To be honest, we haven’t raised money yet, and I don’t want to sign for more than we can pay. Is there any flexibility?</w:t>
+      </w:r>
+      <w:r>
+        <w:t xml:space="preserve"> </w:t>
+      </w:r>
+      <w:r>
+        <w:t xml:space="preserve">노아: 저희한텐 6개월이 길어서요. 솔직히 말씀드리면 아직 투자를 못 받았고, 감당할 수 있는 것 이상으로 계약하고 싶지 않아요. 조정이 가능할까요?</w:t>
       </w:r>
     </w:p>
     <w:p>
@@ -845,13 +845,13 @@
         </w:numPr>
       </w:pPr>
       <w:r>
-        <w:t xml:space="preserve">RITA: We do, every Tuesday. Label everything. Unlabeled waste gets you a warning.</w:t>
-      </w:r>
-      <w:r>
-        <w:t xml:space="preserve"> </w:t>
-      </w:r>
-      <w:r>
-        <w:t xml:space="preserve">리타: 저희가 매주 화요일에 해요. 전부 라벨 붙이세요. 라벨 없는 폐기물은 경고 받아요.</w:t>
+        <w:t xml:space="preserve">RITA: We do, every Tuesday. Label everything, with the date and your company name. Unlabeled waste gets you a warning, because if we don’t know what it is, we can’t dispose of it safely.</w:t>
+      </w:r>
+      <w:r>
+        <w:t xml:space="preserve"> </w:t>
+      </w:r>
+      <w:r>
+        <w:t xml:space="preserve">리타: 저희가 매주 화요일에 해요. 전부 날짜와 회사 이름을 적어서 라벨 붙이세요. 라벨 없는 폐기물은 경고 받아요. 그게 뭔지 모르면 안전하게 처리할 수가 없거든요.</w:t>
       </w:r>
     </w:p>
     <w:p>
@@ -1144,13 +1144,13 @@
         </w:numPr>
       </w:pPr>
       <w:r>
-        <w:t xml:space="preserve">NOAH: I’ll go first. Done: we incorporated in Delaware. All four 83(b) forms are filed.</w:t>
-      </w:r>
-      <w:r>
-        <w:t xml:space="preserve"> </w:t>
-      </w:r>
-      <w:r>
-        <w:t xml:space="preserve">노아: 저부터요. 한 일: 델라웨어 법인 설립 완료. 네 명 모두 83(b) 제출 완료.</w:t>
+        <w:t xml:space="preserve">NOAH: I’ll go first. Done: we’re officially a company. We incorporated in Delaware, and all four 83(b) forms are filed, so nobody gets a surprise tax bill on shares they can’t sell.</w:t>
+      </w:r>
+      <w:r>
+        <w:t xml:space="preserve"> </w:t>
+      </w:r>
+      <w:r>
+        <w:t xml:space="preserve">노아: 저부터요. 한 일: 우린 공식적으로 회사가 됐어요. 델라웨어에 법인을 설립했고, 네 명 모두 83(b)를 제출했어요. 그러니 팔지도 못하는 지분 때문에 갑자기 세금 고지서를 받는 사람은 없어요.</w:t>
       </w:r>
     </w:p>
     <w:p>
@@ -1297,13 +1297,13 @@
         </w:numPr>
       </w:pPr>
       <w:r>
-        <w:t xml:space="preserve">MARCUS: Only four do sterile hyaluronic acid gels. Those four matter.</w:t>
-      </w:r>
-      <w:r>
-        <w:t xml:space="preserve"> </w:t>
-      </w:r>
-      <w:r>
-        <w:t xml:space="preserve">마커스: 무균 히알루론산 젤을 하는 데는 네 곳뿐이야. 그 네 곳이 중요해.</w:t>
+        <w:t xml:space="preserve">MARCUS: Only four do sterile hyaluronic acid gels. Those four matter. The others make creams or devices, and they’d need years to learn what we need, so I crossed them off.</w:t>
+      </w:r>
+      <w:r>
+        <w:t xml:space="preserve"> </w:t>
+      </w:r>
+      <w:r>
+        <w:t xml:space="preserve">마커스: 무균 히알루론산 젤을 하는 데는 네 곳뿐이야. 그 네 곳이 중요해. 나머지는 크림이나 기기를 만들어서, 우리한테 필요한 걸 배우려면 몇 년은 걸릴 거야. 그래서 지웠어.</w:t>
       </w:r>
     </w:p>
     <w:p>
@@ -1467,13 +1467,13 @@
         </w:numPr>
       </w:pPr>
       <w:r>
-        <w:t xml:space="preserve">ELENA: How they’d design a filler trial. Blocker: I can’t share our idea yet.</w:t>
-      </w:r>
-      <w:r>
-        <w:t xml:space="preserve"> </w:t>
-      </w:r>
-      <w:r>
-        <w:t xml:space="preserve">엘레나: 필러 임상을 어떻게 설계할지요. 막힌 점: 아직 우리 아이디어를 공유할 수 없어요.</w:t>
+        <w:t xml:space="preserve">ELENA: How they’d design a filler trial: how many patients, how long to follow them, what to measure. Blocker: I can’t share our idea yet, so I have to ask in general terms.</w:t>
+      </w:r>
+      <w:r>
+        <w:t xml:space="preserve"> </w:t>
+      </w:r>
+      <w:r>
+        <w:t xml:space="preserve">엘레나: 필러 임상을 어떻게 설계할지요. 환자는 몇 명, 얼마나 오래 추적할지, 무엇을 측정할지. 막힌 점: 아직 우리 아이디어를 공유할 수 없어서, 일반적인 질문으로만 물어봐야 해요.</w:t>
       </w:r>
     </w:p>
     <w:p>
@@ -1545,13 +1545,13 @@
         </w:numPr>
       </w:pPr>
       <w:r>
-        <w:t xml:space="preserve">PRIYA: It’s torture. I can see the bench. I can’t touch it.</w:t>
-      </w:r>
-      <w:r>
-        <w:t xml:space="preserve"> </w:t>
-      </w:r>
-      <w:r>
-        <w:t xml:space="preserve">프리야: 고문이에요. 실험대가 보이는데 만질 수가 없어요.</w:t>
+        <w:t xml:space="preserve">PRIYA: It’s torture. I can see the bench. I can’t touch it. For four years this idea lived in my head, and now that it finally has a home, I’m not allowed in.</w:t>
+      </w:r>
+      <w:r>
+        <w:t xml:space="preserve"> </w:t>
+      </w:r>
+      <w:r>
+        <w:t xml:space="preserve">프리야: 고문이에요. 실험대가 보이는데 만질 수가 없어요. 4년 동안 이 아이디어는 제 머릿속에만 있었는데, 이제 드디어 집이 생겼더니 정작 저는 들어갈 수가 없네요.</w:t>
       </w:r>
     </w:p>
     <w:p>
@@ -1665,6 +1665,12 @@
         <w:t xml:space="preserve"> </w:t>
       </w:r>
       <w:r>
+        <w:t xml:space="preserve">It’s the first question anyone serious asks, and if we can’t answer it, the meeting is basically over.</w:t>
+      </w:r>
+      <w:r>
+        <w:t xml:space="preserve"> </w:t>
+      </w:r>
+      <w:r>
         <w:t xml:space="preserve">마커스: 그럴 수도 있지. 근데 투자자들이 물을 거야.</w:t>
       </w:r>
       <w:r>
@@ -1679,6 +1685,12 @@
       <w:r>
         <w:t xml:space="preserve">”</w:t>
       </w:r>
+      <w:r>
+        <w:t xml:space="preserve"> </w:t>
+      </w:r>
+      <w:r>
+        <w:t xml:space="preserve">진지한 사람이라면 누구나 제일 먼저 묻는 질문이고, 거기에 답 못 하면 미팅은 사실상 끝이야.</w:t>
+      </w:r>
     </w:p>
     <w:p>
       <w:pPr>
@@ -1789,13 +1801,13 @@
         </w:numPr>
       </w:pPr>
       <w:r>
-        <w:t xml:space="preserve">MARCUS: Repeat the recipe from the thesis. Then autoclave it. Then measure.</w:t>
-      </w:r>
-      <w:r>
-        <w:t xml:space="preserve"> </w:t>
-      </w:r>
-      <w:r>
-        <w:t xml:space="preserve">마커스: 논문에 있는 제조법을 그대로 재현하고, 멸균하고, 측정하는 거지.</w:t>
+        <w:t xml:space="preserve">MARCUS: Repeat the recipe from the thesis. Then autoclave it. Then measure. They don’t need anything new from Priya, just the public method, so nobody can say Halvern’s chemist did the work.</w:t>
+      </w:r>
+      <w:r>
+        <w:t xml:space="preserve"> </w:t>
+      </w:r>
+      <w:r>
+        <w:t xml:space="preserve">마커스: 논문에 있는 제조법을 그대로 재현하고, 멸균하고, 측정하는 거지. 프리야한테서 새로운 건 하나도 필요 없고 공개된 방법만 쓰면 돼. 그러면 할번 소속 화학자가 일했다고 아무도 말 못 해.</w:t>
       </w:r>
     </w:p>
     <w:p>
@@ -1942,13 +1954,13 @@
         </w:numPr>
       </w:pPr>
       <w:r>
-        <w:t xml:space="preserve">NOAH: It’s the right test. If it fails, better to know now.</w:t>
-      </w:r>
-      <w:r>
-        <w:t xml:space="preserve"> </w:t>
-      </w:r>
-      <w:r>
-        <w:t xml:space="preserve">노아: 꼭 필요한 시험이야. 실패할 거면 지금 아는 게 나아.</w:t>
+        <w:t xml:space="preserve">NOAH: It’s the right test. If the gel breaks down in the autoclave, I’d rather lose eighteen thousand dollars now than find out after we’ve spent millions.</w:t>
+      </w:r>
+      <w:r>
+        <w:t xml:space="preserve"> </w:t>
+      </w:r>
+      <w:r>
+        <w:t xml:space="preserve">노아: 꼭 필요한 시험이야. 젤이 고압 멸균기에서 분해된다면, 수백만 달러를 쓴 뒤에 알게 되느니 지금 1만 8천 달러를 잃는 게 나아.</w:t>
       </w:r>
     </w:p>
     <w:p>
@@ -2020,13 +2032,13 @@
         </w:numPr>
       </w:pPr>
       <w:r>
-        <w:t xml:space="preserve">MARCUS: I own it. I’ll get two quotes by Friday.</w:t>
-      </w:r>
-      <w:r>
-        <w:t xml:space="preserve"> </w:t>
-      </w:r>
-      <w:r>
-        <w:t xml:space="preserve">마커스: 내가 맡을게. 금요일까지 견적 두 개 받아 올게.</w:t>
+        <w:t xml:space="preserve">MARCUS: I own it. I’ll get two quotes by Friday, compare price, timeline and quality, and bring you a recommendation. If both labs are bad, I’ll find a third.</w:t>
+      </w:r>
+      <w:r>
+        <w:t xml:space="preserve"> </w:t>
+      </w:r>
+      <w:r>
+        <w:t xml:space="preserve">마커스: 내가 맡을게. 금요일까지 견적 두 개 받아서 가격, 일정, 품질을 비교하고 추천안을 가져올게. 두 곳 다 별로면 세 번째를 찾을 거야.</w:t>
       </w:r>
     </w:p>
     <w:p>
@@ -2276,7 +2288,7 @@
     </w:p>
     <w:bookmarkEnd w:id="25"/>
     <w:bookmarkEnd w:id="26"/>
-    <w:bookmarkStart w:id="30" w:name="학습-부록"/>
+    <w:bookmarkStart w:id="31" w:name="학습-부록"/>
     <w:p>
       <w:pPr>
         <w:pStyle w:val="Heading2"/>
@@ -3045,8 +3057,316 @@
       </w:r>
     </w:p>
     <w:bookmarkEnd w:id="29"/>
+    <w:bookmarkStart w:id="30" w:name="긴-발화-분석"/>
+    <w:p>
+      <w:pPr>
+        <w:pStyle w:val="Heading3"/>
+      </w:pPr>
+      <w:r>
+        <w:t xml:space="preserve">④ 긴 발화 분석</w:t>
+      </w:r>
+    </w:p>
+    <w:p>
+      <w:pPr>
+        <w:pStyle w:val="BlockText"/>
+      </w:pPr>
+      <w:r>
+        <w:rPr>
+          <w:bCs/>
+          <w:b/>
+        </w:rPr>
+        <w:t xml:space="preserve">25턴 NOAH:</w:t>
+      </w:r>
+      <w:r>
+        <w:t xml:space="preserve"> </w:t>
+      </w:r>
+      <w:r>
+        <w:t xml:space="preserve">“</w:t>
+      </w:r>
+      <w:r>
+        <w:t xml:space="preserve">Six months is a long time for us. To be honest, we haven’t raised money yet, and I don’t want to sign for more than we can pay. Is there any flexibility?</w:t>
+      </w:r>
+      <w:r>
+        <w:t xml:space="preserve">”</w:t>
+      </w:r>
+    </w:p>
+    <w:tbl>
+      <w:tblPr>
+        <w:tblStyle w:val="Table"/>
+        <w:tblW w:type="pct" w:w="5000"/>
+        <w:tblLook w:firstRow="1" w:lastRow="0" w:firstColumn="0" w:lastColumn="0" w:noHBand="0" w:noVBand="0" w:val="0020"/>
+        <w:jc w:val="start"/>
+      </w:tblPr>
+      <w:tblGrid>
+        <w:gridCol w:w="2640"/>
+        <w:gridCol w:w="2640"/>
+        <w:gridCol w:w="2640"/>
+      </w:tblGrid>
+      <w:tr>
+        <w:trPr>
+          <w:tblHeader w:val="true"/>
+        </w:trPr>
+        <w:tc>
+          <w:tcPr/>
+          <w:p>
+            <w:pPr>
+              <w:pStyle w:val="Compact"/>
+              <w:jc w:val="left"/>
+            </w:pPr>
+            <w:r>
+              <w:t xml:space="preserve">구조</w:t>
+            </w:r>
+          </w:p>
+        </w:tc>
+        <w:tc>
+          <w:tcPr/>
+          <w:p>
+            <w:pPr>
+              <w:pStyle w:val="Compact"/>
+              <w:jc w:val="left"/>
+            </w:pPr>
+            <w:r>
+              <w:t xml:space="preserve">영어</w:t>
+            </w:r>
+          </w:p>
+        </w:tc>
+        <w:tc>
+          <w:tcPr/>
+          <w:p>
+            <w:pPr>
+              <w:pStyle w:val="Compact"/>
+              <w:jc w:val="left"/>
+            </w:pPr>
+            <w:r>
+              <w:t xml:space="preserve">기능</w:t>
+            </w:r>
+          </w:p>
+        </w:tc>
+      </w:tr>
+      <w:tr>
+        <w:tc>
+          <w:tcPr/>
+          <w:p>
+            <w:pPr>
+              <w:pStyle w:val="Compact"/>
+              <w:jc w:val="left"/>
+            </w:pPr>
+            <w:r>
+              <w:t xml:space="preserve">① 문제 제기(부드럽게)</w:t>
+            </w:r>
+          </w:p>
+        </w:tc>
+        <w:tc>
+          <w:tcPr/>
+          <w:p>
+            <w:pPr>
+              <w:pStyle w:val="Compact"/>
+              <w:jc w:val="left"/>
+            </w:pPr>
+            <w:r>
+              <w:t xml:space="preserve">Six months is a long time for us.</w:t>
+            </w:r>
+          </w:p>
+        </w:tc>
+        <w:tc>
+          <w:tcPr/>
+          <w:p>
+            <w:pPr>
+              <w:pStyle w:val="Compact"/>
+              <w:jc w:val="left"/>
+            </w:pPr>
+            <w:r>
+              <w:t xml:space="preserve">조건을 거절하지 않고</w:t>
+            </w:r>
+            <w:r>
+              <w:t xml:space="preserve"> </w:t>
+            </w:r>
+            <w:r>
+              <w:t xml:space="preserve">“</w:t>
+            </w:r>
+            <w:r>
+              <w:t xml:space="preserve">우리에겐</w:t>
+            </w:r>
+            <w:r>
+              <w:t xml:space="preserve">”</w:t>
+            </w:r>
+            <w:r>
+              <w:t xml:space="preserve"> </w:t>
+            </w:r>
+            <w:r>
+              <w:t xml:space="preserve">부담이라고 완곡하게 말함</w:t>
+            </w:r>
+          </w:p>
+        </w:tc>
+      </w:tr>
+      <w:tr>
+        <w:tc>
+          <w:tcPr/>
+          <w:p>
+            <w:pPr>
+              <w:pStyle w:val="Compact"/>
+              <w:jc w:val="left"/>
+            </w:pPr>
+            <w:r>
+              <w:t xml:space="preserve">② 솔직한 이유</w:t>
+            </w:r>
+          </w:p>
+        </w:tc>
+        <w:tc>
+          <w:tcPr/>
+          <w:p>
+            <w:pPr>
+              <w:pStyle w:val="Compact"/>
+              <w:jc w:val="left"/>
+            </w:pPr>
+            <w:r>
+              <w:t xml:space="preserve">To be honest, we haven’t raised money yet,</w:t>
+            </w:r>
+          </w:p>
+        </w:tc>
+        <w:tc>
+          <w:tcPr/>
+          <w:p>
+            <w:pPr>
+              <w:pStyle w:val="Compact"/>
+              <w:jc w:val="left"/>
+            </w:pPr>
+            <w:r>
+              <w:t xml:space="preserve">숨기지 않고 사정을 밝혀 신뢰를 얻음</w:t>
+            </w:r>
+          </w:p>
+        </w:tc>
+      </w:tr>
+      <w:tr>
+        <w:tc>
+          <w:tcPr/>
+          <w:p>
+            <w:pPr>
+              <w:pStyle w:val="Compact"/>
+              <w:jc w:val="left"/>
+            </w:pPr>
+            <w:r>
+              <w:t xml:space="preserve">③ 원칙(한계선)</w:t>
+            </w:r>
+          </w:p>
+        </w:tc>
+        <w:tc>
+          <w:tcPr/>
+          <w:p>
+            <w:pPr>
+              <w:pStyle w:val="Compact"/>
+              <w:jc w:val="left"/>
+            </w:pPr>
+            <w:r>
+              <w:t xml:space="preserve">and I don’t want to sign for more than we can pay.</w:t>
+            </w:r>
+          </w:p>
+        </w:tc>
+        <w:tc>
+          <w:tcPr/>
+          <w:p>
+            <w:pPr>
+              <w:pStyle w:val="Compact"/>
+              <w:jc w:val="left"/>
+            </w:pPr>
+            <w:r>
+              <w:t xml:space="preserve">감당할 수 있는 범위를 분명히 해 협상의 기준을 세움</w:t>
+            </w:r>
+          </w:p>
+        </w:tc>
+      </w:tr>
+      <w:tr>
+        <w:tc>
+          <w:tcPr/>
+          <w:p>
+            <w:pPr>
+              <w:pStyle w:val="Compact"/>
+              <w:jc w:val="left"/>
+            </w:pPr>
+            <w:r>
+              <w:t xml:space="preserve">④ 열린 질문</w:t>
+            </w:r>
+          </w:p>
+        </w:tc>
+        <w:tc>
+          <w:tcPr/>
+          <w:p>
+            <w:pPr>
+              <w:pStyle w:val="Compact"/>
+              <w:jc w:val="left"/>
+            </w:pPr>
+            <w:r>
+              <w:t xml:space="preserve">Is there any flexibility?</w:t>
+            </w:r>
+          </w:p>
+        </w:tc>
+        <w:tc>
+          <w:tcPr/>
+          <w:p>
+            <w:pPr>
+              <w:pStyle w:val="Compact"/>
+              <w:jc w:val="left"/>
+            </w:pPr>
+            <w:r>
+              <w:t xml:space="preserve">요구 대신 질문으로 상대가 대안을 제시하게 함</w:t>
+            </w:r>
+          </w:p>
+        </w:tc>
+      </w:tr>
+    </w:tbl>
+    <w:p>
+      <w:pPr>
+        <w:pStyle w:val="BodyText"/>
+      </w:pPr>
+      <w:r>
+        <w:rPr>
+          <w:bCs/>
+          <w:b/>
+        </w:rPr>
+        <w:t xml:space="preserve">활용 패턴:</w:t>
+      </w:r>
+      <w:r>
+        <w:t xml:space="preserve"> </w:t>
+      </w:r>
+      <w:r>
+        <w:t xml:space="preserve">부담 표현 → To be honest + 이유 → 한계선 → 열린 질문</w:t>
+      </w:r>
+      <w:r>
+        <w:t xml:space="preserve"> </w:t>
+      </w:r>
+      <w:r>
+        <w:rPr>
+          <w:bCs/>
+          <w:b/>
+        </w:rPr>
+        <w:t xml:space="preserve">연결 표현:</w:t>
+      </w:r>
+      <w:r>
+        <w:t xml:space="preserve"> </w:t>
+      </w:r>
+      <w:r>
+        <w:t xml:space="preserve">To be honest(솔직히 말하면) · more than we can…(우리가 ~할 수 있는 것 이상) · Is there any flexibility?(조정 가능할까요?)</w:t>
+      </w:r>
+      <w:r>
+        <w:t xml:space="preserve"> </w:t>
+      </w:r>
+      <w:r>
+        <w:rPr>
+          <w:bCs/>
+          <w:b/>
+        </w:rPr>
+        <w:t xml:space="preserve">연습:</w:t>
+      </w:r>
+      <w:r>
+        <w:t xml:space="preserve"> </w:t>
+      </w:r>
+      <w:r>
+        <w:t xml:space="preserve">1년 약정을 요구하는 거래처에 같은 구조로 30단어 안팎의 조건 조정 요청을 해 보기.</w:t>
+      </w:r>
+    </w:p>
     <w:bookmarkEnd w:id="30"/>
     <w:bookmarkEnd w:id="31"/>
+    <w:bookmarkEnd w:id="32"/>
     <w:sectPr/>
   </w:body>
 </w:document>

--- a/대본/1부/09화_The_Lab_Bench.docx
+++ b/대본/1부/09화_The_Lab_Bench.docx
@@ -2,7 +2,7 @@
 <file path=word/document.xml><?xml version="1.0" encoding="utf-8"?>
 <w:document xmlns:w="http://schemas.openxmlformats.org/wordprocessingml/2006/main" xmlns:m="http://schemas.openxmlformats.org/officeDocument/2006/math" xmlns:r="http://schemas.openxmlformats.org/officeDocument/2006/relationships" xmlns:o="urn:schemas-microsoft-com:office:office" xmlns:v="urn:schemas-microsoft-com:vml" xmlns:w10="urn:schemas-microsoft-com:office:word" xmlns:a="http://schemas.openxmlformats.org/drawingml/2006/main" xmlns:pic="http://schemas.openxmlformats.org/drawingml/2006/picture" xmlns:wp="http://schemas.openxmlformats.org/drawingml/2006/wordprocessingDrawing">
   <w:body>
-    <w:bookmarkStart w:id="32" w:name="ship-it-1부-9화"/>
+    <w:bookmarkStart w:id="38" w:name="ship-it-1부-9화"/>
     <w:p>
       <w:pPr>
         <w:pStyle w:val="Heading1"/>
@@ -132,257 +132,122 @@
     </w:p>
     <w:p>
       <w:pPr>
-        <w:numPr>
-          <w:ilvl w:val="0"/>
-          <w:numId w:val="1001"/>
-        </w:numPr>
+        <w:pStyle w:val="FirstParagraph"/>
       </w:pPr>
       <w:r>
         <w:t xml:space="preserve">RITA: Welcome to Capital BioWorks. I’m Rita Gomez, the lab manager.</w:t>
       </w:r>
-      <w:r>
-        <w:t xml:space="preserve"> </w:t>
-      </w:r>
-      <w:r>
-        <w:t xml:space="preserve">리타: 캐피털 바이오웍스에 오신 걸 환영해요. 실험실 매니저 리타 고메즈예요.</w:t>
-      </w:r>
-    </w:p>
-    <w:p>
-      <w:pPr>
-        <w:numPr>
-          <w:ilvl w:val="0"/>
-          <w:numId w:val="1001"/>
-        </w:numPr>
+    </w:p>
+    <w:p>
+      <w:pPr>
+        <w:pStyle w:val="BodyText"/>
       </w:pPr>
       <w:r>
         <w:t xml:space="preserve">NOAH: Noah Bennett. And this is Marcus Webb. Thanks for the tour.</w:t>
       </w:r>
-      <w:r>
-        <w:t xml:space="preserve"> </w:t>
-      </w:r>
-      <w:r>
-        <w:t xml:space="preserve">노아: 노아 베넷이에요. 이쪽은 마커스 웹이고요. 둘러보게 해 주셔서 감사해요.</w:t>
-      </w:r>
-    </w:p>
-    <w:p>
-      <w:pPr>
-        <w:numPr>
-          <w:ilvl w:val="0"/>
-          <w:numId w:val="1001"/>
-        </w:numPr>
+    </w:p>
+    <w:p>
+      <w:pPr>
+        <w:pStyle w:val="BodyText"/>
       </w:pPr>
       <w:r>
         <w:t xml:space="preserve">RITA: My pleasure. First startup?</w:t>
       </w:r>
-      <w:r>
-        <w:t xml:space="preserve"> </w:t>
-      </w:r>
-      <w:r>
-        <w:t xml:space="preserve">리타: 별말씀을요. 첫 스타트업이세요?</w:t>
-      </w:r>
-    </w:p>
-    <w:p>
-      <w:pPr>
-        <w:numPr>
-          <w:ilvl w:val="0"/>
-          <w:numId w:val="1001"/>
-        </w:numPr>
+    </w:p>
+    <w:p>
+      <w:pPr>
+        <w:pStyle w:val="BodyText"/>
       </w:pPr>
       <w:r>
         <w:t xml:space="preserve">NOAH: First startup. First day, actually. My first full-time day.</w:t>
       </w:r>
-      <w:r>
-        <w:t xml:space="preserve"> </w:t>
-      </w:r>
-      <w:r>
-        <w:t xml:space="preserve">노아: 첫 스타트업이요. 사실 첫날이에요. 풀타임 첫날이요.</w:t>
-      </w:r>
-    </w:p>
-    <w:p>
-      <w:pPr>
-        <w:numPr>
-          <w:ilvl w:val="0"/>
-          <w:numId w:val="1001"/>
-        </w:numPr>
+    </w:p>
+    <w:p>
+      <w:pPr>
+        <w:pStyle w:val="BodyText"/>
       </w:pPr>
       <w:r>
         <w:t xml:space="preserve">RITA: Then welcome to the club. Coffee’s free. Everything else costs money.</w:t>
       </w:r>
-      <w:r>
-        <w:t xml:space="preserve"> </w:t>
-      </w:r>
-      <w:r>
-        <w:t xml:space="preserve">리타: 그럼 클럽에 오신 걸 환영해요. 커피는 공짜예요. 나머진 다 돈이 들고요.</w:t>
-      </w:r>
-    </w:p>
-    <w:p>
-      <w:pPr>
-        <w:numPr>
-          <w:ilvl w:val="0"/>
-          <w:numId w:val="1001"/>
-        </w:numPr>
+    </w:p>
+    <w:p>
+      <w:pPr>
+        <w:pStyle w:val="BodyText"/>
       </w:pPr>
       <w:r>
         <w:t xml:space="preserve">MARCUS: That’s the most honest sentence I’ve heard this month.</w:t>
       </w:r>
-      <w:r>
-        <w:t xml:space="preserve"> </w:t>
-      </w:r>
-      <w:r>
-        <w:t xml:space="preserve">마커스: 이번 달에 들은 말 중 제일 솔직한 문장이네요.</w:t>
-      </w:r>
-    </w:p>
-    <w:p>
-      <w:pPr>
-        <w:numPr>
-          <w:ilvl w:val="0"/>
-          <w:numId w:val="1001"/>
-        </w:numPr>
+    </w:p>
+    <w:p>
+      <w:pPr>
+        <w:pStyle w:val="BodyText"/>
       </w:pPr>
       <w:r>
         <w:t xml:space="preserve">RITA: I’ve been doing this ten years. Honesty saves time.</w:t>
       </w:r>
-      <w:r>
-        <w:t xml:space="preserve"> </w:t>
-      </w:r>
-      <w:r>
-        <w:t xml:space="preserve">리타: 이 일 10년째예요. 솔직하면 시간이 절약되죠.</w:t>
-      </w:r>
-    </w:p>
-    <w:p>
-      <w:pPr>
-        <w:numPr>
-          <w:ilvl w:val="0"/>
-          <w:numId w:val="1001"/>
-        </w:numPr>
+    </w:p>
+    <w:p>
+      <w:pPr>
+        <w:pStyle w:val="BodyText"/>
       </w:pPr>
       <w:r>
         <w:t xml:space="preserve">NOAH: How many companies work here?</w:t>
       </w:r>
-      <w:r>
-        <w:t xml:space="preserve"> </w:t>
-      </w:r>
-      <w:r>
-        <w:t xml:space="preserve">노아: 여기서 몇 개 회사가 일해요?</w:t>
-      </w:r>
-    </w:p>
-    <w:p>
-      <w:pPr>
-        <w:numPr>
-          <w:ilvl w:val="0"/>
-          <w:numId w:val="1001"/>
-        </w:numPr>
+    </w:p>
+    <w:p>
+      <w:pPr>
+        <w:pStyle w:val="BodyText"/>
       </w:pPr>
       <w:r>
         <w:t xml:space="preserve">RITA: Twenty-two. Mostly biotech, plus two medical device teams. And one makes edible packaging, which surprises everyone. We take anyone who needs a bench and follows the safety rules.</w:t>
       </w:r>
-      <w:r>
-        <w:t xml:space="preserve"> </w:t>
-      </w:r>
-      <w:r>
-        <w:t xml:space="preserve">리타: 스물두 곳이요. 대부분 바이오텍이고, 의료기기 팀이 두 곳 있어요. 그리고 한 곳은 먹는 포장재를 만드는데, 다들 놀라죠. 실험대가 필요하고 안전 규칙만 지키면 누구든 받아요.</w:t>
-      </w:r>
-    </w:p>
-    <w:p>
-      <w:pPr>
-        <w:numPr>
-          <w:ilvl w:val="0"/>
-          <w:numId w:val="1001"/>
-        </w:numPr>
+    </w:p>
+    <w:p>
+      <w:pPr>
+        <w:pStyle w:val="BodyText"/>
       </w:pPr>
       <w:r>
         <w:t xml:space="preserve">MARCUS: Edible packaging. Interesting neighbors.</w:t>
       </w:r>
-      <w:r>
-        <w:t xml:space="preserve"> </w:t>
-      </w:r>
-      <w:r>
-        <w:t xml:space="preserve">마커스: 먹는 포장재라. 흥미로운 이웃이네.</w:t>
-      </w:r>
-    </w:p>
-    <w:p>
-      <w:pPr>
-        <w:numPr>
-          <w:ilvl w:val="0"/>
-          <w:numId w:val="1001"/>
-        </w:numPr>
+    </w:p>
+    <w:p>
+      <w:pPr>
+        <w:pStyle w:val="BodyText"/>
       </w:pPr>
       <w:r>
         <w:t xml:space="preserve">RITA: They bring snacks on Fridays. You’ll like them.</w:t>
       </w:r>
-      <w:r>
-        <w:t xml:space="preserve"> </w:t>
-      </w:r>
-      <w:r>
-        <w:t xml:space="preserve">리타: 금요일마다 간식을 가져와요. 좋아하게 될 거예요.</w:t>
-      </w:r>
-    </w:p>
-    <w:p>
-      <w:pPr>
-        <w:numPr>
-          <w:ilvl w:val="0"/>
-          <w:numId w:val="1001"/>
-        </w:numPr>
+    </w:p>
+    <w:p>
+      <w:pPr>
+        <w:pStyle w:val="BodyText"/>
       </w:pPr>
       <w:r>
         <w:t xml:space="preserve">NOAH: So, what do we get for a startup our size?</w:t>
       </w:r>
-      <w:r>
-        <w:t xml:space="preserve"> </w:t>
-      </w:r>
-      <w:r>
-        <w:t xml:space="preserve">노아: 그래서, 저희 같은 규모의 스타트업은 뭘 쓸 수 있어요?</w:t>
-      </w:r>
-    </w:p>
-    <w:p>
-      <w:pPr>
-        <w:numPr>
-          <w:ilvl w:val="0"/>
-          <w:numId w:val="1001"/>
-        </w:numPr>
+    </w:p>
+    <w:p>
+      <w:pPr>
+        <w:pStyle w:val="BodyText"/>
       </w:pPr>
       <w:r>
         <w:t xml:space="preserve">RITA: A bench. One lab bench, a shelf, and shared equipment.</w:t>
       </w:r>
-      <w:r>
-        <w:t xml:space="preserve"> </w:t>
-      </w:r>
-      <w:r>
-        <w:t xml:space="preserve">리타: 실험대요. 실험대 하나, 선반 하나, 그리고 공용 장비요.</w:t>
-      </w:r>
-    </w:p>
-    <w:p>
-      <w:pPr>
-        <w:numPr>
-          <w:ilvl w:val="0"/>
-          <w:numId w:val="1001"/>
-        </w:numPr>
+    </w:p>
+    <w:p>
+      <w:pPr>
+        <w:pStyle w:val="BodyText"/>
       </w:pPr>
       <w:r>
         <w:t xml:space="preserve">NOAH: One bench. That’s our whole company.</w:t>
       </w:r>
-      <w:r>
-        <w:t xml:space="preserve"> </w:t>
-      </w:r>
-      <w:r>
-        <w:t xml:space="preserve">노아: 실험대 하나. 그게 우리 회사 전부네요.</w:t>
-      </w:r>
-    </w:p>
-    <w:p>
-      <w:pPr>
-        <w:numPr>
-          <w:ilvl w:val="0"/>
-          <w:numId w:val="1001"/>
-        </w:numPr>
+    </w:p>
+    <w:p>
+      <w:pPr>
+        <w:pStyle w:val="BodyText"/>
       </w:pPr>
       <w:r>
         <w:t xml:space="preserve">RITA: Every company here started with one bench. Follow me.</w:t>
-      </w:r>
-      <w:r>
-        <w:t xml:space="preserve"> </w:t>
-      </w:r>
-      <w:r>
-        <w:t xml:space="preserve">리타: 여기 있는 회사는 다 실험대 하나로 시작했어요. 따라오세요.</w:t>
       </w:r>
     </w:p>
     <w:bookmarkEnd w:id="21"/>
@@ -397,597 +262,282 @@
     </w:p>
     <w:p>
       <w:pPr>
-        <w:numPr>
-          <w:ilvl w:val="0"/>
-          <w:numId w:val="1002"/>
-        </w:numPr>
+        <w:pStyle w:val="FirstParagraph"/>
       </w:pPr>
       <w:r>
         <w:t xml:space="preserve">RITA: This is the wet lab. Your bench would be number fourteen.</w:t>
       </w:r>
-      <w:r>
-        <w:t xml:space="preserve"> </w:t>
-      </w:r>
-      <w:r>
-        <w:t xml:space="preserve">리타: 여기가 습식 실험실이에요. 14번 실험대가 될 거예요.</w:t>
-      </w:r>
-    </w:p>
-    <w:p>
-      <w:pPr>
-        <w:numPr>
-          <w:ilvl w:val="0"/>
-          <w:numId w:val="1002"/>
-        </w:numPr>
+    </w:p>
+    <w:p>
+      <w:pPr>
+        <w:pStyle w:val="BodyText"/>
       </w:pPr>
       <w:r>
         <w:t xml:space="preserve">MARCUS: Near the fume hood. Good. What about the autoclave?</w:t>
       </w:r>
-      <w:r>
-        <w:t xml:space="preserve"> </w:t>
-      </w:r>
-      <w:r>
-        <w:t xml:space="preserve">마커스: 흄 후드 근처네. 좋아요. 고압 멸균기는요?</w:t>
-      </w:r>
-    </w:p>
-    <w:p>
-      <w:pPr>
-        <w:numPr>
-          <w:ilvl w:val="0"/>
-          <w:numId w:val="1002"/>
-        </w:numPr>
+    </w:p>
+    <w:p>
+      <w:pPr>
+        <w:pStyle w:val="BodyText"/>
       </w:pPr>
       <w:r>
         <w:t xml:space="preserve">RITA: Down the hall. Shared. You book it on our online calendar.</w:t>
       </w:r>
-      <w:r>
-        <w:t xml:space="preserve"> </w:t>
-      </w:r>
-      <w:r>
-        <w:t xml:space="preserve">리타: 복도 끝에요. 공용이에요. 온라인 캘린더로 예약해요.</w:t>
-      </w:r>
-    </w:p>
-    <w:p>
-      <w:pPr>
-        <w:numPr>
-          <w:ilvl w:val="0"/>
-          <w:numId w:val="1002"/>
-        </w:numPr>
+    </w:p>
+    <w:p>
+      <w:pPr>
+        <w:pStyle w:val="BodyText"/>
       </w:pPr>
       <w:r>
         <w:t xml:space="preserve">MARCUS: How far ahead do people usually book?</w:t>
       </w:r>
-      <w:r>
-        <w:t xml:space="preserve"> </w:t>
-      </w:r>
-      <w:r>
-        <w:t xml:space="preserve">마커스: 보통 얼마나 미리 예약해요?</w:t>
-      </w:r>
-    </w:p>
-    <w:p>
-      <w:pPr>
-        <w:numPr>
-          <w:ilvl w:val="0"/>
-          <w:numId w:val="1002"/>
-        </w:numPr>
+    </w:p>
+    <w:p>
+      <w:pPr>
+        <w:pStyle w:val="BodyText"/>
       </w:pPr>
       <w:r>
         <w:t xml:space="preserve">RITA: About a week. Two weeks before holidays. Everyone panics in December.</w:t>
       </w:r>
-      <w:r>
-        <w:t xml:space="preserve"> </w:t>
-      </w:r>
-      <w:r>
-        <w:t xml:space="preserve">리타: 일주일쯤이요. 연휴 전엔 2주. 12월엔 다들 패닉이에요.</w:t>
-      </w:r>
-    </w:p>
-    <w:p>
-      <w:pPr>
-        <w:numPr>
-          <w:ilvl w:val="0"/>
-          <w:numId w:val="1002"/>
-        </w:numPr>
+    </w:p>
+    <w:p>
+      <w:pPr>
+        <w:pStyle w:val="BodyText"/>
       </w:pPr>
       <w:r>
         <w:t xml:space="preserve">NOAH: What does a bench cost?</w:t>
       </w:r>
-      <w:r>
-        <w:t xml:space="preserve"> </w:t>
-      </w:r>
-      <w:r>
-        <w:t xml:space="preserve">노아: 실험대 하나에 얼마예요?</w:t>
-      </w:r>
-    </w:p>
-    <w:p>
-      <w:pPr>
-        <w:numPr>
-          <w:ilvl w:val="0"/>
-          <w:numId w:val="1002"/>
-        </w:numPr>
+    </w:p>
+    <w:p>
+      <w:pPr>
+        <w:pStyle w:val="BodyText"/>
       </w:pPr>
       <w:r>
         <w:t xml:space="preserve">RITA: Twelve hundred a month. That includes shared equipment and basic supplies, so you don’t have to buy a centrifuge or an autoclave on day one. For a new startup, that matters.</w:t>
       </w:r>
-      <w:r>
-        <w:t xml:space="preserve"> </w:t>
-      </w:r>
-      <w:r>
-        <w:t xml:space="preserve">리타: 한 달에 1,200달러요. 공용 장비와 기본 소모품이 포함돼서, 첫날부터 원심분리기나 고압 멸균기를 살 필요가 없어요. 갓 시작한 스타트업에겐 그게 중요하죠.</w:t>
-      </w:r>
-    </w:p>
-    <w:p>
-      <w:pPr>
-        <w:numPr>
-          <w:ilvl w:val="0"/>
-          <w:numId w:val="1002"/>
-        </w:numPr>
+    </w:p>
+    <w:p>
+      <w:pPr>
+        <w:pStyle w:val="BodyText"/>
       </w:pPr>
       <w:r>
         <w:t xml:space="preserve">NOAH: Is there a minimum contract?</w:t>
       </w:r>
-      <w:r>
-        <w:t xml:space="preserve"> </w:t>
-      </w:r>
-      <w:r>
-        <w:t xml:space="preserve">노아: 최소 계약 기간이 있어요?</w:t>
-      </w:r>
-    </w:p>
-    <w:p>
-      <w:pPr>
-        <w:numPr>
-          <w:ilvl w:val="0"/>
-          <w:numId w:val="1002"/>
-        </w:numPr>
+    </w:p>
+    <w:p>
+      <w:pPr>
+        <w:pStyle w:val="BodyText"/>
       </w:pPr>
       <w:r>
         <w:t xml:space="preserve">RITA: Six months is standard.</w:t>
       </w:r>
-      <w:r>
-        <w:t xml:space="preserve"> </w:t>
-      </w:r>
-      <w:r>
-        <w:t xml:space="preserve">리타: 6개월이 기본이에요.</w:t>
-      </w:r>
-    </w:p>
-    <w:p>
-      <w:pPr>
-        <w:numPr>
-          <w:ilvl w:val="0"/>
-          <w:numId w:val="1002"/>
-        </w:numPr>
+    </w:p>
+    <w:p>
+      <w:pPr>
+        <w:pStyle w:val="BodyText"/>
       </w:pPr>
       <w:r>
         <w:t xml:space="preserve">NOAH: Six months is a long time for us. To be honest, we haven’t raised money yet, and I don’t want to sign for more than we can pay. Is there any flexibility?</w:t>
       </w:r>
-      <w:r>
-        <w:t xml:space="preserve"> </w:t>
-      </w:r>
-      <w:r>
-        <w:t xml:space="preserve">노아: 저희한텐 6개월이 길어서요. 솔직히 말씀드리면 아직 투자를 못 받았고, 감당할 수 있는 것 이상으로 계약하고 싶지 않아요. 조정이 가능할까요?</w:t>
-      </w:r>
-    </w:p>
-    <w:p>
-      <w:pPr>
-        <w:numPr>
-          <w:ilvl w:val="0"/>
-          <w:numId w:val="1002"/>
-        </w:numPr>
+    </w:p>
+    <w:p>
+      <w:pPr>
+        <w:pStyle w:val="BodyText"/>
       </w:pPr>
       <w:r>
         <w:t xml:space="preserve">RITA: What did you have in mind?</w:t>
       </w:r>
-      <w:r>
-        <w:t xml:space="preserve"> </w:t>
-      </w:r>
-      <w:r>
-        <w:t xml:space="preserve">리타: 어떻게 생각하셨는데요?</w:t>
-      </w:r>
-    </w:p>
-    <w:p>
-      <w:pPr>
-        <w:numPr>
-          <w:ilvl w:val="0"/>
-          <w:numId w:val="1002"/>
-        </w:numPr>
+    </w:p>
+    <w:p>
+      <w:pPr>
+        <w:pStyle w:val="BodyText"/>
       </w:pPr>
       <w:r>
         <w:t xml:space="preserve">NOAH: Month-to-month. We’re raising money right now.</w:t>
       </w:r>
-      <w:r>
-        <w:t xml:space="preserve"> </w:t>
-      </w:r>
-      <w:r>
-        <w:t xml:space="preserve">노아: 월 단위요. 지금 투자를 받는 중이라서요.</w:t>
-      </w:r>
-    </w:p>
-    <w:p>
-      <w:pPr>
-        <w:numPr>
-          <w:ilvl w:val="0"/>
-          <w:numId w:val="1002"/>
-        </w:numPr>
+    </w:p>
+    <w:p>
+      <w:pPr>
+        <w:pStyle w:val="BodyText"/>
       </w:pPr>
       <w:r>
         <w:t xml:space="preserve">RITA: Month-to-month is fifteen hundred. The discount is for commitment.</w:t>
       </w:r>
-      <w:r>
-        <w:t xml:space="preserve"> </w:t>
-      </w:r>
-      <w:r>
-        <w:t xml:space="preserve">리타: 월 단위는 1,500달러예요. 할인은 장기 약정에 주는 거라서요.</w:t>
-      </w:r>
-    </w:p>
-    <w:p>
-      <w:pPr>
-        <w:numPr>
-          <w:ilvl w:val="0"/>
-          <w:numId w:val="1002"/>
-        </w:numPr>
+    </w:p>
+    <w:p>
+      <w:pPr>
+        <w:pStyle w:val="BodyText"/>
       </w:pPr>
       <w:r>
         <w:t xml:space="preserve">MARCUS: How about three months, at twelve hundred?</w:t>
       </w:r>
-      <w:r>
-        <w:t xml:space="preserve"> </w:t>
-      </w:r>
-      <w:r>
-        <w:t xml:space="preserve">마커스: 3개월, 1,200달러로 하면 어때요?</w:t>
-      </w:r>
-    </w:p>
-    <w:p>
-      <w:pPr>
-        <w:numPr>
-          <w:ilvl w:val="0"/>
-          <w:numId w:val="1002"/>
-        </w:numPr>
+    </w:p>
+    <w:p>
+      <w:pPr>
+        <w:pStyle w:val="BodyText"/>
       </w:pPr>
       <w:r>
         <w:t xml:space="preserve">RITA: Three months at thirteen hundred. And I’ll waive the setup fee.</w:t>
       </w:r>
-      <w:r>
-        <w:t xml:space="preserve"> </w:t>
-      </w:r>
-      <w:r>
-        <w:t xml:space="preserve">리타: 3개월에 1,300달러. 대신 설치비는 면제해 드릴게요.</w:t>
-      </w:r>
-    </w:p>
-    <w:p>
-      <w:pPr>
-        <w:numPr>
-          <w:ilvl w:val="0"/>
-          <w:numId w:val="1002"/>
-        </w:numPr>
+    </w:p>
+    <w:p>
+      <w:pPr>
+        <w:pStyle w:val="BodyText"/>
       </w:pPr>
       <w:r>
         <w:t xml:space="preserve">NOAH: What’s the setup fee?</w:t>
       </w:r>
-      <w:r>
-        <w:t xml:space="preserve"> </w:t>
-      </w:r>
-      <w:r>
-        <w:t xml:space="preserve">노아: 설치비가 얼마예요?</w:t>
-      </w:r>
-    </w:p>
-    <w:p>
-      <w:pPr>
-        <w:numPr>
-          <w:ilvl w:val="0"/>
-          <w:numId w:val="1002"/>
-        </w:numPr>
+    </w:p>
+    <w:p>
+      <w:pPr>
+        <w:pStyle w:val="BodyText"/>
       </w:pPr>
       <w:r>
         <w:t xml:space="preserve">RITA: Five hundred. Safety training, badges, and a locker.</w:t>
       </w:r>
-      <w:r>
-        <w:t xml:space="preserve"> </w:t>
-      </w:r>
-      <w:r>
-        <w:t xml:space="preserve">리타: 500달러요. 안전 교육, 출입증, 사물함 포함이에요.</w:t>
-      </w:r>
-    </w:p>
-    <w:p>
-      <w:pPr>
-        <w:numPr>
-          <w:ilvl w:val="0"/>
-          <w:numId w:val="1002"/>
-        </w:numPr>
+    </w:p>
+    <w:p>
+      <w:pPr>
+        <w:pStyle w:val="BodyText"/>
       </w:pPr>
       <w:r>
         <w:t xml:space="preserve">MARCUS: Three months at twelve fifty, setup fee waived. Final offer.</w:t>
       </w:r>
-      <w:r>
-        <w:t xml:space="preserve"> </w:t>
-      </w:r>
-      <w:r>
-        <w:t xml:space="preserve">마커스: 3개월 1,250달러, 설치비 면제. 마지막 제안이에요.</w:t>
-      </w:r>
-    </w:p>
-    <w:p>
-      <w:pPr>
-        <w:numPr>
-          <w:ilvl w:val="0"/>
-          <w:numId w:val="1002"/>
-        </w:numPr>
+    </w:p>
+    <w:p>
+      <w:pPr>
+        <w:pStyle w:val="BodyText"/>
       </w:pPr>
       <w:r>
         <w:t xml:space="preserve">RITA: Ha. You’ve done this before.</w:t>
       </w:r>
-      <w:r>
-        <w:t xml:space="preserve"> </w:t>
-      </w:r>
-      <w:r>
-        <w:t xml:space="preserve">리타: 하. 이런 거 해 보셨네요.</w:t>
-      </w:r>
-    </w:p>
-    <w:p>
-      <w:pPr>
-        <w:numPr>
-          <w:ilvl w:val="0"/>
-          <w:numId w:val="1002"/>
-        </w:numPr>
+    </w:p>
+    <w:p>
+      <w:pPr>
+        <w:pStyle w:val="BodyText"/>
       </w:pPr>
       <w:r>
         <w:t xml:space="preserve">MARCUS: Army supply officer. I bought a lot of things from a lot of people.</w:t>
       </w:r>
-      <w:r>
-        <w:t xml:space="preserve"> </w:t>
-      </w:r>
-      <w:r>
-        <w:t xml:space="preserve">마커스: 육군 보급장교였어요. 많은 사람한테서 많은 걸 사 봤죠.</w:t>
-      </w:r>
-    </w:p>
-    <w:p>
-      <w:pPr>
-        <w:numPr>
-          <w:ilvl w:val="0"/>
-          <w:numId w:val="1002"/>
-        </w:numPr>
+    </w:p>
+    <w:p>
+      <w:pPr>
+        <w:pStyle w:val="BodyText"/>
       </w:pPr>
       <w:r>
         <w:t xml:space="preserve">RITA: Fine. Twelve fifty, three months, no setup fee. Deal.</w:t>
       </w:r>
-      <w:r>
-        <w:t xml:space="preserve"> </w:t>
-      </w:r>
-      <w:r>
-        <w:t xml:space="preserve">리타: 좋아요. 1,250달러, 3개월, 설치비 없음. 계약해요.</w:t>
-      </w:r>
-    </w:p>
-    <w:p>
-      <w:pPr>
-        <w:numPr>
-          <w:ilvl w:val="0"/>
-          <w:numId w:val="1002"/>
-        </w:numPr>
+    </w:p>
+    <w:p>
+      <w:pPr>
+        <w:pStyle w:val="BodyText"/>
       </w:pPr>
       <w:r>
         <w:t xml:space="preserve">NOAH: Deal. Thank you, Rita.</w:t>
       </w:r>
-      <w:r>
-        <w:t xml:space="preserve"> </w:t>
-      </w:r>
-      <w:r>
-        <w:t xml:space="preserve">노아: 계약해요. 감사합니다, 리타.</w:t>
-      </w:r>
-    </w:p>
-    <w:p>
-      <w:pPr>
-        <w:numPr>
-          <w:ilvl w:val="0"/>
-          <w:numId w:val="1002"/>
-        </w:numPr>
+    </w:p>
+    <w:p>
+      <w:pPr>
+        <w:pStyle w:val="BodyText"/>
       </w:pPr>
       <w:r>
         <w:t xml:space="preserve">RITA: I’ll send the contract by noon. Read it carefully.</w:t>
       </w:r>
-      <w:r>
-        <w:t xml:space="preserve"> </w:t>
-      </w:r>
-      <w:r>
-        <w:t xml:space="preserve">리타: 정오까지 계약서 보낼게요. 꼼꼼히 읽어 보세요.</w:t>
-      </w:r>
-    </w:p>
-    <w:p>
-      <w:pPr>
-        <w:numPr>
-          <w:ilvl w:val="0"/>
-          <w:numId w:val="1002"/>
-        </w:numPr>
+    </w:p>
+    <w:p>
+      <w:pPr>
+        <w:pStyle w:val="BodyText"/>
       </w:pPr>
       <w:r>
         <w:t xml:space="preserve">NOAH: Our lawyer would kill us if we didn’t.</w:t>
       </w:r>
-      <w:r>
-        <w:t xml:space="preserve"> </w:t>
-      </w:r>
-      <w:r>
-        <w:t xml:space="preserve">노아: 안 읽으면 변호사가 저희를 죽일 거예요.</w:t>
-      </w:r>
-    </w:p>
-    <w:p>
-      <w:pPr>
-        <w:numPr>
-          <w:ilvl w:val="0"/>
-          <w:numId w:val="1002"/>
-        </w:numPr>
+    </w:p>
+    <w:p>
+      <w:pPr>
+        <w:pStyle w:val="BodyText"/>
       </w:pPr>
       <w:r>
         <w:t xml:space="preserve">RITA: Good lawyer. Any other questions?</w:t>
       </w:r>
-      <w:r>
-        <w:t xml:space="preserve"> </w:t>
-      </w:r>
-      <w:r>
-        <w:t xml:space="preserve">리타: 좋은 변호사네요. 다른 질문 있어요?</w:t>
-      </w:r>
-    </w:p>
-    <w:p>
-      <w:pPr>
-        <w:numPr>
-          <w:ilvl w:val="0"/>
-          <w:numId w:val="1002"/>
-        </w:numPr>
+    </w:p>
+    <w:p>
+      <w:pPr>
+        <w:pStyle w:val="BodyText"/>
       </w:pPr>
       <w:r>
         <w:t xml:space="preserve">MARCUS: Waste disposal. Who handles chemical waste?</w:t>
       </w:r>
-      <w:r>
-        <w:t xml:space="preserve"> </w:t>
-      </w:r>
-      <w:r>
-        <w:t xml:space="preserve">마커스: 폐기물 처리요. 화학 폐기물은 누가 처리해요?</w:t>
-      </w:r>
-    </w:p>
-    <w:p>
-      <w:pPr>
-        <w:numPr>
-          <w:ilvl w:val="0"/>
-          <w:numId w:val="1002"/>
-        </w:numPr>
+    </w:p>
+    <w:p>
+      <w:pPr>
+        <w:pStyle w:val="BodyText"/>
       </w:pPr>
       <w:r>
         <w:t xml:space="preserve">RITA: We do, every Tuesday. Label everything, with the date and your company name. Unlabeled waste gets you a warning, because if we don’t know what it is, we can’t dispose of it safely.</w:t>
       </w:r>
-      <w:r>
-        <w:t xml:space="preserve"> </w:t>
-      </w:r>
-      <w:r>
-        <w:t xml:space="preserve">리타: 저희가 매주 화요일에 해요. 전부 날짜와 회사 이름을 적어서 라벨 붙이세요. 라벨 없는 폐기물은 경고 받아요. 그게 뭔지 모르면 안전하게 처리할 수가 없거든요.</w:t>
-      </w:r>
-    </w:p>
-    <w:p>
-      <w:pPr>
-        <w:numPr>
-          <w:ilvl w:val="0"/>
-          <w:numId w:val="1002"/>
-        </w:numPr>
+    </w:p>
+    <w:p>
+      <w:pPr>
+        <w:pStyle w:val="BodyText"/>
       </w:pPr>
       <w:r>
         <w:t xml:space="preserve">MARCUS: And after a warning?</w:t>
       </w:r>
-      <w:r>
-        <w:t xml:space="preserve"> </w:t>
-      </w:r>
-      <w:r>
-        <w:t xml:space="preserve">마커스: 경고 다음엔요?</w:t>
-      </w:r>
-    </w:p>
-    <w:p>
-      <w:pPr>
-        <w:numPr>
-          <w:ilvl w:val="0"/>
-          <w:numId w:val="1002"/>
-        </w:numPr>
+    </w:p>
+    <w:p>
+      <w:pPr>
+        <w:pStyle w:val="BodyText"/>
       </w:pPr>
       <w:r>
         <w:t xml:space="preserve">RITA: A very awkward conversation with me.</w:t>
       </w:r>
-      <w:r>
-        <w:t xml:space="preserve"> </w:t>
-      </w:r>
-      <w:r>
-        <w:t xml:space="preserve">리타: 저랑 아주 어색한 대화를 하게 되죠.</w:t>
-      </w:r>
-    </w:p>
-    <w:p>
-      <w:pPr>
-        <w:numPr>
-          <w:ilvl w:val="0"/>
-          <w:numId w:val="1002"/>
-        </w:numPr>
+    </w:p>
+    <w:p>
+      <w:pPr>
+        <w:pStyle w:val="BodyText"/>
       </w:pPr>
       <w:r>
         <w:t xml:space="preserve">NOAH: Understood. We’ll label everything twice.</w:t>
       </w:r>
-      <w:r>
-        <w:t xml:space="preserve"> </w:t>
-      </w:r>
-      <w:r>
-        <w:t xml:space="preserve">노아: 알겠습니다. 전부 두 번씩 라벨 붙일게요.</w:t>
-      </w:r>
-    </w:p>
-    <w:p>
-      <w:pPr>
-        <w:numPr>
-          <w:ilvl w:val="0"/>
-          <w:numId w:val="1002"/>
-        </w:numPr>
+    </w:p>
+    <w:p>
+      <w:pPr>
+        <w:pStyle w:val="BodyText"/>
       </w:pPr>
       <w:r>
         <w:t xml:space="preserve">RITA: And the meeting room? It’s free before nine a.m.</w:t>
       </w:r>
-      <w:r>
-        <w:t xml:space="preserve"> </w:t>
-      </w:r>
-      <w:r>
-        <w:t xml:space="preserve">리타: 그리고 회의실이요? 오전 9시 전엔 무료예요.</w:t>
-      </w:r>
-    </w:p>
-    <w:p>
-      <w:pPr>
-        <w:numPr>
-          <w:ilvl w:val="0"/>
-          <w:numId w:val="1002"/>
-        </w:numPr>
+    </w:p>
+    <w:p>
+      <w:pPr>
+        <w:pStyle w:val="BodyText"/>
       </w:pPr>
       <w:r>
         <w:t xml:space="preserve">NOAH: Perfect. Our team is meeting there at eight thirty.</w:t>
       </w:r>
-      <w:r>
-        <w:t xml:space="preserve"> </w:t>
-      </w:r>
-      <w:r>
-        <w:t xml:space="preserve">노아: 완벽해요. 저희 팀이 8시 반에 거기서 모여요.</w:t>
-      </w:r>
-    </w:p>
-    <w:p>
-      <w:pPr>
-        <w:numPr>
-          <w:ilvl w:val="0"/>
-          <w:numId w:val="1002"/>
-        </w:numPr>
+    </w:p>
+    <w:p>
+      <w:pPr>
+        <w:pStyle w:val="BodyText"/>
       </w:pPr>
       <w:r>
         <w:t xml:space="preserve">RITA: Your whole team? How many?</w:t>
       </w:r>
-      <w:r>
-        <w:t xml:space="preserve"> </w:t>
-      </w:r>
-      <w:r>
-        <w:t xml:space="preserve">리타: 팀 전체요? 몇 명이에요?</w:t>
-      </w:r>
-    </w:p>
-    <w:p>
-      <w:pPr>
-        <w:numPr>
-          <w:ilvl w:val="0"/>
-          <w:numId w:val="1002"/>
-        </w:numPr>
+    </w:p>
+    <w:p>
+      <w:pPr>
+        <w:pStyle w:val="BodyText"/>
       </w:pPr>
       <w:r>
         <w:t xml:space="preserve">NOAH: Four co-founders. One of us can’t do chemistry, and one is a doctor.</w:t>
       </w:r>
-      <w:r>
-        <w:t xml:space="preserve"> </w:t>
-      </w:r>
-      <w:r>
-        <w:t xml:space="preserve">노아: 공동창업자 넷이요. 한 명은 화학을 하면 안 되고, 한 명은 의사예요.</w:t>
-      </w:r>
-    </w:p>
-    <w:p>
-      <w:pPr>
-        <w:numPr>
-          <w:ilvl w:val="0"/>
-          <w:numId w:val="1002"/>
-        </w:numPr>
+    </w:p>
+    <w:p>
+      <w:pPr>
+        <w:pStyle w:val="BodyText"/>
       </w:pPr>
       <w:r>
         <w:t xml:space="preserve">RITA: That sounds like a story. Go. I’ll bring extra coffee.</w:t>
-      </w:r>
-      <w:r>
-        <w:t xml:space="preserve"> </w:t>
-      </w:r>
-      <w:r>
-        <w:t xml:space="preserve">리타: 사연이 있는 것 같네요. 가 보세요. 커피 더 갖다 드릴게요.</w:t>
       </w:r>
     </w:p>
     <w:bookmarkEnd w:id="22"/>
@@ -1002,512 +552,242 @@
     </w:p>
     <w:p>
       <w:pPr>
-        <w:numPr>
-          <w:ilvl w:val="0"/>
-          <w:numId w:val="1003"/>
-        </w:numPr>
+        <w:pStyle w:val="FirstParagraph"/>
       </w:pPr>
       <w:r>
         <w:t xml:space="preserve">NOAH: Okay, everyone. Our first official stand-up meeting.</w:t>
       </w:r>
-      <w:r>
-        <w:t xml:space="preserve"> </w:t>
-      </w:r>
-      <w:r>
-        <w:t xml:space="preserve">노아: 좋아요, 여러분. 우리의 첫 공식 스탠드업 미팅이에요.</w:t>
-      </w:r>
-    </w:p>
-    <w:p>
-      <w:pPr>
-        <w:numPr>
-          <w:ilvl w:val="0"/>
-          <w:numId w:val="1003"/>
-        </w:numPr>
+    </w:p>
+    <w:p>
+      <w:pPr>
+        <w:pStyle w:val="BodyText"/>
       </w:pPr>
       <w:r>
         <w:t xml:space="preserve">ELENA: Why is it called a stand-up?</w:t>
       </w:r>
-      <w:r>
-        <w:t xml:space="preserve"> </w:t>
-      </w:r>
-      <w:r>
-        <w:t xml:space="preserve">엘레나: 왜 스탠드업이라고 해요?</w:t>
-      </w:r>
-    </w:p>
-    <w:p>
-      <w:pPr>
-        <w:numPr>
-          <w:ilvl w:val="0"/>
-          <w:numId w:val="1003"/>
-        </w:numPr>
+    </w:p>
+    <w:p>
+      <w:pPr>
+        <w:pStyle w:val="BodyText"/>
       </w:pPr>
       <w:r>
         <w:t xml:space="preserve">PRIYA: Because you stand. So it stays short. Fifteen minutes, max.</w:t>
       </w:r>
-      <w:r>
-        <w:t xml:space="preserve"> </w:t>
-      </w:r>
-      <w:r>
-        <w:t xml:space="preserve">프리야: 서서 하니까요. 그래야 짧게 끝나요. 최대 15분.</w:t>
-      </w:r>
-    </w:p>
-    <w:p>
-      <w:pPr>
-        <w:numPr>
-          <w:ilvl w:val="0"/>
-          <w:numId w:val="1003"/>
-        </w:numPr>
+    </w:p>
+    <w:p>
+      <w:pPr>
+        <w:pStyle w:val="BodyText"/>
       </w:pPr>
       <w:r>
         <w:t xml:space="preserve">MARCUS: In the Army, we called it the morning brief.</w:t>
       </w:r>
-      <w:r>
-        <w:t xml:space="preserve"> </w:t>
-      </w:r>
-      <w:r>
-        <w:t xml:space="preserve">마커스: 군대에선 아침 브리핑이라고 했지.</w:t>
-      </w:r>
-    </w:p>
-    <w:p>
-      <w:pPr>
-        <w:numPr>
-          <w:ilvl w:val="0"/>
-          <w:numId w:val="1003"/>
-        </w:numPr>
+    </w:p>
+    <w:p>
+      <w:pPr>
+        <w:pStyle w:val="BodyText"/>
       </w:pPr>
       <w:r>
         <w:t xml:space="preserve">NOAH: Same idea. Each person answers three questions.</w:t>
       </w:r>
-      <w:r>
-        <w:t xml:space="preserve"> </w:t>
-      </w:r>
-      <w:r>
-        <w:t xml:space="preserve">노아: 같은 개념이에요. 각자 세 가지 질문에 답해요.</w:t>
-      </w:r>
-    </w:p>
-    <w:p>
-      <w:pPr>
-        <w:numPr>
-          <w:ilvl w:val="0"/>
-          <w:numId w:val="1003"/>
-        </w:numPr>
+    </w:p>
+    <w:p>
+      <w:pPr>
+        <w:pStyle w:val="BodyText"/>
       </w:pPr>
       <w:r>
         <w:t xml:space="preserve">ELENA: Which are?</w:t>
       </w:r>
-      <w:r>
-        <w:t xml:space="preserve"> </w:t>
-      </w:r>
-      <w:r>
-        <w:t xml:space="preserve">엘레나: 그게 뭔데요?</w:t>
-      </w:r>
-    </w:p>
-    <w:p>
-      <w:pPr>
-        <w:numPr>
-          <w:ilvl w:val="0"/>
-          <w:numId w:val="1003"/>
-        </w:numPr>
+    </w:p>
+    <w:p>
+      <w:pPr>
+        <w:pStyle w:val="BodyText"/>
       </w:pPr>
       <w:r>
         <w:t xml:space="preserve">NOAH: What did you do? What will you do? What’s blocking you?</w:t>
       </w:r>
-      <w:r>
-        <w:t xml:space="preserve"> </w:t>
-      </w:r>
-      <w:r>
-        <w:t xml:space="preserve">노아: 뭘 했나? 뭘 할 건가? 뭐가 막고 있나?</w:t>
-      </w:r>
-    </w:p>
-    <w:p>
-      <w:pPr>
-        <w:numPr>
-          <w:ilvl w:val="0"/>
-          <w:numId w:val="1003"/>
-        </w:numPr>
+    </w:p>
+    <w:p>
+      <w:pPr>
+        <w:pStyle w:val="BodyText"/>
       </w:pPr>
       <w:r>
         <w:t xml:space="preserve">MARCUS: Short and clear. I approve.</w:t>
       </w:r>
-      <w:r>
-        <w:t xml:space="preserve"> </w:t>
-      </w:r>
-      <w:r>
-        <w:t xml:space="preserve">마커스: 짧고 명확하네. 승인.</w:t>
-      </w:r>
-    </w:p>
-    <w:p>
-      <w:pPr>
-        <w:numPr>
-          <w:ilvl w:val="0"/>
-          <w:numId w:val="1003"/>
-        </w:numPr>
+    </w:p>
+    <w:p>
+      <w:pPr>
+        <w:pStyle w:val="BodyText"/>
       </w:pPr>
       <w:r>
         <w:t xml:space="preserve">NOAH: I’ll go first. Done: we’re officially a company. We incorporated in Delaware, and all four 83(b) forms are filed, so nobody gets a surprise tax bill on shares they can’t sell.</w:t>
       </w:r>
-      <w:r>
-        <w:t xml:space="preserve"> </w:t>
-      </w:r>
-      <w:r>
-        <w:t xml:space="preserve">노아: 저부터요. 한 일: 우린 공식적으로 회사가 됐어요. 델라웨어에 법인을 설립했고, 네 명 모두 83(b)를 제출했어요. 그러니 팔지도 못하는 지분 때문에 갑자기 세금 고지서를 받는 사람은 없어요.</w:t>
-      </w:r>
-    </w:p>
-    <w:p>
-      <w:pPr>
-        <w:numPr>
-          <w:ilvl w:val="0"/>
-          <w:numId w:val="1003"/>
-        </w:numPr>
+    </w:p>
+    <w:p>
+      <w:pPr>
+        <w:pStyle w:val="BodyText"/>
       </w:pPr>
       <w:r>
         <w:t xml:space="preserve">PRIYA: Within thirty days? Diane would be proud.</w:t>
       </w:r>
-      <w:r>
-        <w:t xml:space="preserve"> </w:t>
-      </w:r>
-      <w:r>
-        <w:t xml:space="preserve">프리야: 30일 안에? 다이앤이 자랑스러워하겠네.</w:t>
-      </w:r>
-    </w:p>
-    <w:p>
-      <w:pPr>
-        <w:numPr>
-          <w:ilvl w:val="0"/>
-          <w:numId w:val="1003"/>
-        </w:numPr>
+    </w:p>
+    <w:p>
+      <w:pPr>
+        <w:pStyle w:val="BodyText"/>
       </w:pPr>
       <w:r>
         <w:t xml:space="preserve">NOAH: Josh confirmed in writing. Next: I’ll build our financial model this week.</w:t>
       </w:r>
-      <w:r>
-        <w:t xml:space="preserve"> </w:t>
-      </w:r>
-      <w:r>
-        <w:t xml:space="preserve">노아: 조시가 서면으로 확인해 줬어. 다음: 이번 주에 재무 모델을 만들 거야.</w:t>
-      </w:r>
-    </w:p>
-    <w:p>
-      <w:pPr>
-        <w:numPr>
-          <w:ilvl w:val="0"/>
-          <w:numId w:val="1003"/>
-        </w:numPr>
+    </w:p>
+    <w:p>
+      <w:pPr>
+        <w:pStyle w:val="BodyText"/>
       </w:pPr>
       <w:r>
         <w:t xml:space="preserve">ELENA: And what’s blocking you?</w:t>
       </w:r>
-      <w:r>
-        <w:t xml:space="preserve"> </w:t>
-      </w:r>
-      <w:r>
-        <w:t xml:space="preserve">엘레나: 그리고 막고 있는 건요?</w:t>
-      </w:r>
-    </w:p>
-    <w:p>
-      <w:pPr>
-        <w:numPr>
-          <w:ilvl w:val="0"/>
-          <w:numId w:val="1003"/>
-        </w:numPr>
+    </w:p>
+    <w:p>
+      <w:pPr>
+        <w:pStyle w:val="BodyText"/>
       </w:pPr>
       <w:r>
         <w:t xml:space="preserve">NOAH: Spreadsheets. Lily reminded me about algebra.</w:t>
       </w:r>
-      <w:r>
-        <w:t xml:space="preserve"> </w:t>
-      </w:r>
-      <w:r>
-        <w:t xml:space="preserve">노아: 스프레드시트요. 릴리가 대수학 얘기를 상기시켜 줬거든요.</w:t>
-      </w:r>
-    </w:p>
-    <w:p>
-      <w:pPr>
-        <w:numPr>
-          <w:ilvl w:val="0"/>
-          <w:numId w:val="1003"/>
-        </w:numPr>
+    </w:p>
+    <w:p>
+      <w:pPr>
+        <w:pStyle w:val="BodyText"/>
       </w:pPr>
       <w:r>
         <w:t xml:space="preserve">MARCUS: Denise offered to review it. Take the offer.</w:t>
       </w:r>
-      <w:r>
-        <w:t xml:space="preserve"> </w:t>
-      </w:r>
-      <w:r>
-        <w:t xml:space="preserve">마커스: 데니스가 검토해 주겠대. 그 제안 받아.</w:t>
-      </w:r>
-    </w:p>
-    <w:p>
-      <w:pPr>
-        <w:numPr>
-          <w:ilvl w:val="0"/>
-          <w:numId w:val="1003"/>
-        </w:numPr>
+    </w:p>
+    <w:p>
+      <w:pPr>
+        <w:pStyle w:val="BodyText"/>
       </w:pPr>
       <w:r>
         <w:t xml:space="preserve">NOAH: Taking it. Gratefully. Marcus, your turn.</w:t>
       </w:r>
-      <w:r>
-        <w:t xml:space="preserve"> </w:t>
-      </w:r>
-      <w:r>
-        <w:t xml:space="preserve">노아: 받을게요. 감사히. 마커스, 형님 차례요.</w:t>
-      </w:r>
-    </w:p>
-    <w:p>
-      <w:pPr>
-        <w:numPr>
-          <w:ilvl w:val="0"/>
-          <w:numId w:val="1003"/>
-        </w:numPr>
+    </w:p>
+    <w:p>
+      <w:pPr>
+        <w:pStyle w:val="BodyText"/>
       </w:pPr>
       <w:r>
         <w:t xml:space="preserve">MARCUS: Done: I made a list of contract manufacturers. Twelve in the US.</w:t>
       </w:r>
-      <w:r>
-        <w:t xml:space="preserve"> </w:t>
-      </w:r>
-      <w:r>
-        <w:t xml:space="preserve">마커스: 한 일: 위탁생산업체 목록 만들었어. 미국에 열두 곳.</w:t>
-      </w:r>
-    </w:p>
-    <w:p>
-      <w:pPr>
-        <w:numPr>
-          <w:ilvl w:val="0"/>
-          <w:numId w:val="1003"/>
-        </w:numPr>
+    </w:p>
+    <w:p>
+      <w:pPr>
+        <w:pStyle w:val="BodyText"/>
       </w:pPr>
       <w:r>
         <w:t xml:space="preserve">ELENA: Twelve. That’s more than I expected.</w:t>
       </w:r>
-      <w:r>
-        <w:t xml:space="preserve"> </w:t>
-      </w:r>
-      <w:r>
-        <w:t xml:space="preserve">엘레나: 열두 곳이요. 생각보다 많네요.</w:t>
-      </w:r>
-    </w:p>
-    <w:p>
-      <w:pPr>
-        <w:numPr>
-          <w:ilvl w:val="0"/>
-          <w:numId w:val="1003"/>
-        </w:numPr>
+    </w:p>
+    <w:p>
+      <w:pPr>
+        <w:pStyle w:val="BodyText"/>
       </w:pPr>
       <w:r>
         <w:t xml:space="preserve">MARCUS: Only four do sterile hyaluronic acid gels. Those four matter. The others make creams or devices, and they’d need years to learn what we need, so I crossed them off.</w:t>
       </w:r>
-      <w:r>
-        <w:t xml:space="preserve"> </w:t>
-      </w:r>
-      <w:r>
-        <w:t xml:space="preserve">마커스: 무균 히알루론산 젤을 하는 데는 네 곳뿐이야. 그 네 곳이 중요해. 나머지는 크림이나 기기를 만들어서, 우리한테 필요한 걸 배우려면 몇 년은 걸릴 거야. 그래서 지웠어.</w:t>
-      </w:r>
-    </w:p>
-    <w:p>
-      <w:pPr>
-        <w:numPr>
-          <w:ilvl w:val="0"/>
-          <w:numId w:val="1003"/>
-        </w:numPr>
+    </w:p>
+    <w:p>
+      <w:pPr>
+        <w:pStyle w:val="BodyText"/>
       </w:pPr>
       <w:r>
         <w:t xml:space="preserve">NOAH: Next?</w:t>
       </w:r>
-      <w:r>
-        <w:t xml:space="preserve"> </w:t>
-      </w:r>
-      <w:r>
-        <w:t xml:space="preserve">노아: 다음은요?</w:t>
-      </w:r>
-    </w:p>
-    <w:p>
-      <w:pPr>
-        <w:numPr>
-          <w:ilvl w:val="0"/>
-          <w:numId w:val="1003"/>
-        </w:numPr>
+    </w:p>
+    <w:p>
+      <w:pPr>
+        <w:pStyle w:val="BodyText"/>
       </w:pPr>
       <w:r>
         <w:t xml:space="preserve">MARCUS: I’ll call two of them this week. On my lunch breaks.</w:t>
       </w:r>
-      <w:r>
-        <w:t xml:space="preserve"> </w:t>
-      </w:r>
-      <w:r>
-        <w:t xml:space="preserve">마커스: 이번 주에 두 곳에 전화할 거야. 점심시간에.</w:t>
-      </w:r>
-    </w:p>
-    <w:p>
-      <w:pPr>
-        <w:numPr>
-          <w:ilvl w:val="0"/>
-          <w:numId w:val="1003"/>
-        </w:numPr>
+    </w:p>
+    <w:p>
+      <w:pPr>
+        <w:pStyle w:val="BodyText"/>
       </w:pPr>
       <w:r>
         <w:t xml:space="preserve">PRIYA: Any blockers?</w:t>
       </w:r>
-      <w:r>
-        <w:t xml:space="preserve"> </w:t>
-      </w:r>
-      <w:r>
-        <w:t xml:space="preserve">프리야: 막힌 거 있어요?</w:t>
-      </w:r>
-    </w:p>
-    <w:p>
-      <w:pPr>
-        <w:numPr>
-          <w:ilvl w:val="0"/>
-          <w:numId w:val="1003"/>
-        </w:numPr>
+    </w:p>
+    <w:p>
+      <w:pPr>
+        <w:pStyle w:val="BodyText"/>
       </w:pPr>
       <w:r>
         <w:t xml:space="preserve">MARCUS: Time. I still work at Corwin until there’s a payroll.</w:t>
       </w:r>
-      <w:r>
-        <w:t xml:space="preserve"> </w:t>
-      </w:r>
-      <w:r>
-        <w:t xml:space="preserve">마커스: 시간. 월급 나올 때까진 아직 코윈에서 일하니까.</w:t>
-      </w:r>
-    </w:p>
-    <w:p>
-      <w:pPr>
-        <w:numPr>
-          <w:ilvl w:val="0"/>
-          <w:numId w:val="1003"/>
-        </w:numPr>
+    </w:p>
+    <w:p>
+      <w:pPr>
+        <w:pStyle w:val="BodyText"/>
       </w:pPr>
       <w:r>
         <w:t xml:space="preserve">NOAH: Understood. Elena?</w:t>
       </w:r>
-      <w:r>
-        <w:t xml:space="preserve"> </w:t>
-      </w:r>
-      <w:r>
-        <w:t xml:space="preserve">노아: 알겠어요. 엘레나?</w:t>
-      </w:r>
-    </w:p>
-    <w:p>
-      <w:pPr>
-        <w:numPr>
-          <w:ilvl w:val="0"/>
-          <w:numId w:val="1003"/>
-        </w:numPr>
+    </w:p>
+    <w:p>
+      <w:pPr>
+        <w:pStyle w:val="BodyText"/>
       </w:pPr>
       <w:r>
         <w:t xml:space="preserve">ELENA: Done: I read the FDA guidance for dermal fillers. Twice.</w:t>
       </w:r>
-      <w:r>
-        <w:t xml:space="preserve"> </w:t>
-      </w:r>
-      <w:r>
-        <w:t xml:space="preserve">엘레나: 한 일: 피부 필러에 대한 FDA 가이드라인을 읽었어요. 두 번.</w:t>
-      </w:r>
-    </w:p>
-    <w:p>
-      <w:pPr>
-        <w:numPr>
-          <w:ilvl w:val="0"/>
-          <w:numId w:val="1003"/>
-        </w:numPr>
+    </w:p>
+    <w:p>
+      <w:pPr>
+        <w:pStyle w:val="BodyText"/>
       </w:pPr>
       <w:r>
         <w:t xml:space="preserve">PRIYA: How long is it?</w:t>
       </w:r>
-      <w:r>
-        <w:t xml:space="preserve"> </w:t>
-      </w:r>
-      <w:r>
-        <w:t xml:space="preserve">프리야: 얼마나 길어요?</w:t>
-      </w:r>
-    </w:p>
-    <w:p>
-      <w:pPr>
-        <w:numPr>
-          <w:ilvl w:val="0"/>
-          <w:numId w:val="1003"/>
-        </w:numPr>
+    </w:p>
+    <w:p>
+      <w:pPr>
+        <w:pStyle w:val="BodyText"/>
       </w:pPr>
       <w:r>
         <w:t xml:space="preserve">ELENA: Long enough to need two cups of coffee. Next: I’ll talk to three colleagues.</w:t>
       </w:r>
-      <w:r>
-        <w:t xml:space="preserve"> </w:t>
-      </w:r>
-      <w:r>
-        <w:t xml:space="preserve">엘레나: 커피 두 잔이 필요할 만큼요. 다음: 동료 세 명과 얘기해 볼게요.</w:t>
-      </w:r>
-    </w:p>
-    <w:p>
-      <w:pPr>
-        <w:numPr>
-          <w:ilvl w:val="0"/>
-          <w:numId w:val="1003"/>
-        </w:numPr>
+    </w:p>
+    <w:p>
+      <w:pPr>
+        <w:pStyle w:val="BodyText"/>
       </w:pPr>
       <w:r>
         <w:t xml:space="preserve">NOAH: About what?</w:t>
       </w:r>
-      <w:r>
-        <w:t xml:space="preserve"> </w:t>
-      </w:r>
-      <w:r>
-        <w:t xml:space="preserve">노아: 무슨 얘기요?</w:t>
-      </w:r>
-    </w:p>
-    <w:p>
-      <w:pPr>
-        <w:numPr>
-          <w:ilvl w:val="0"/>
-          <w:numId w:val="1003"/>
-        </w:numPr>
+    </w:p>
+    <w:p>
+      <w:pPr>
+        <w:pStyle w:val="BodyText"/>
       </w:pPr>
       <w:r>
         <w:t xml:space="preserve">ELENA: How they’d design a filler trial: how many patients, how long to follow them, what to measure. Blocker: I can’t share our idea yet, so I have to ask in general terms.</w:t>
       </w:r>
-      <w:r>
-        <w:t xml:space="preserve"> </w:t>
-      </w:r>
-      <w:r>
-        <w:t xml:space="preserve">엘레나: 필러 임상을 어떻게 설계할지요. 환자는 몇 명, 얼마나 오래 추적할지, 무엇을 측정할지. 막힌 점: 아직 우리 아이디어를 공유할 수 없어서, 일반적인 질문으로만 물어봐야 해요.</w:t>
-      </w:r>
-    </w:p>
-    <w:p>
-      <w:pPr>
-        <w:numPr>
-          <w:ilvl w:val="0"/>
-          <w:numId w:val="1003"/>
-        </w:numPr>
+    </w:p>
+    <w:p>
+      <w:pPr>
+        <w:pStyle w:val="BodyText"/>
       </w:pPr>
       <w:r>
         <w:t xml:space="preserve">NOAH: Right. Not until we have patents. Priya, last one.</w:t>
       </w:r>
-      <w:r>
-        <w:t xml:space="preserve"> </w:t>
-      </w:r>
-      <w:r>
-        <w:t xml:space="preserve">노아: 맞아요. 특허 전까지는 안 돼요. 프리야, 마지막.</w:t>
-      </w:r>
-    </w:p>
-    <w:p>
-      <w:pPr>
-        <w:numPr>
-          <w:ilvl w:val="0"/>
-          <w:numId w:val="1003"/>
-        </w:numPr>
+    </w:p>
+    <w:p>
+      <w:pPr>
+        <w:pStyle w:val="BodyText"/>
       </w:pPr>
       <w:r>
         <w:t xml:space="preserve">PRIYA: Done: nothing. Next: nothing. Blocker: Halvern owns my brain until further notice.</w:t>
-      </w:r>
-      <w:r>
-        <w:t xml:space="preserve"> </w:t>
-      </w:r>
-      <w:r>
-        <w:t xml:space="preserve">프리야: 한 일: 없음. 다음: 없음. 막힌 점: 추후 통지가 있을 때까지 할번이 내 뇌를 소유함.</w:t>
       </w:r>
     </w:p>
     <w:bookmarkEnd w:id="23"/>
@@ -1522,496 +802,238 @@
     </w:p>
     <w:p>
       <w:pPr>
-        <w:numPr>
-          <w:ilvl w:val="0"/>
-          <w:numId w:val="1004"/>
-        </w:numPr>
+        <w:pStyle w:val="FirstParagraph"/>
       </w:pPr>
       <w:r>
         <w:t xml:space="preserve">ELENA: Priya, that sounds frustrating.</w:t>
       </w:r>
+    </w:p>
+    <w:p>
+      <w:pPr>
+        <w:pStyle w:val="BodyText"/>
+      </w:pPr>
+      <w:r>
+        <w:t xml:space="preserve">PRIYA: It’s torture. I can see the bench. I can’t touch it. For four years this idea lived in my head, and now that it finally has a home, I’m not allowed in.</w:t>
+      </w:r>
+    </w:p>
+    <w:p>
+      <w:pPr>
+        <w:pStyle w:val="BodyText"/>
+      </w:pPr>
+      <w:r>
+        <w:t xml:space="preserve">NOAH: Diane was very clear. Talk business, not chemistry.</w:t>
+      </w:r>
+    </w:p>
+    <w:p>
+      <w:pPr>
+        <w:pStyle w:val="BodyText"/>
+      </w:pPr>
+      <w:r>
+        <w:t xml:space="preserve">PRIYA: I know. So this room is a chemistry-free zone for me.</w:t>
+      </w:r>
+    </w:p>
+    <w:p>
+      <w:pPr>
+        <w:pStyle w:val="BodyText"/>
+      </w:pPr>
+      <w:r>
+        <w:t xml:space="preserve">MARCUS: Then we have a problem. The autoclave test.</w:t>
+      </w:r>
+    </w:p>
+    <w:p>
+      <w:pPr>
+        <w:pStyle w:val="BodyText"/>
+      </w:pPr>
+      <w:r>
+        <w:t xml:space="preserve">ELENA: Priya promised three tests, six weeks. Now she can’t do them.</w:t>
+      </w:r>
+    </w:p>
+    <w:p>
+      <w:pPr>
+        <w:pStyle w:val="BodyText"/>
+      </w:pPr>
+      <w:r>
+        <w:t xml:space="preserve">NOAH: Can we wait until Priya is free?</w:t>
+      </w:r>
+    </w:p>
+    <w:p>
+      <w:pPr>
+        <w:pStyle w:val="BodyText"/>
+      </w:pPr>
+      <w:r>
+        <w:t xml:space="preserve">MARCUS: We could. But investors will ask,</w:t>
+      </w:r>
       <w:r>
         <w:t xml:space="preserve"> </w:t>
       </w:r>
       <w:r>
-        <w:t xml:space="preserve">엘레나: 프리야, 정말 답답하겠어요.</w:t>
-      </w:r>
-    </w:p>
-    <w:p>
-      <w:pPr>
-        <w:numPr>
-          <w:ilvl w:val="0"/>
-          <w:numId w:val="1004"/>
-        </w:numPr>
-      </w:pPr>
-      <w:r>
-        <w:t xml:space="preserve">PRIYA: It’s torture. I can see the bench. I can’t touch it. For four years this idea lived in my head, and now that it finally has a home, I’m not allowed in.</w:t>
+        <w:t xml:space="preserve">“</w:t>
+      </w:r>
+      <w:r>
+        <w:t xml:space="preserve">Does it survive sterilization?</w:t>
+      </w:r>
+      <w:r>
+        <w:t xml:space="preserve">”</w:t>
       </w:r>
       <w:r>
         <w:t xml:space="preserve"> </w:t>
       </w:r>
       <w:r>
-        <w:t xml:space="preserve">프리야: 고문이에요. 실험대가 보이는데 만질 수가 없어요. 4년 동안 이 아이디어는 제 머릿속에만 있었는데, 이제 드디어 집이 생겼더니 정작 저는 들어갈 수가 없네요.</w:t>
-      </w:r>
-    </w:p>
-    <w:p>
-      <w:pPr>
-        <w:numPr>
-          <w:ilvl w:val="0"/>
-          <w:numId w:val="1004"/>
-        </w:numPr>
-      </w:pPr>
-      <w:r>
-        <w:t xml:space="preserve">NOAH: Diane was very clear. Talk business, not chemistry.</w:t>
+        <w:t xml:space="preserve">It’s the first question anyone serious asks, and if we can’t answer it, the meeting is basically over.</w:t>
+      </w:r>
+    </w:p>
+    <w:p>
+      <w:pPr>
+        <w:pStyle w:val="BodyText"/>
+      </w:pPr>
+      <w:r>
+        <w:t xml:space="preserve">ELENA: And</w:t>
       </w:r>
       <w:r>
         <w:t xml:space="preserve"> </w:t>
       </w:r>
       <w:r>
-        <w:t xml:space="preserve">노아: 다이앤이 아주 분명하게 말했잖아. 사업 얘기는 되고, 화학은 안 된다고.</w:t>
-      </w:r>
-    </w:p>
-    <w:p>
-      <w:pPr>
-        <w:numPr>
-          <w:ilvl w:val="0"/>
-          <w:numId w:val="1004"/>
-        </w:numPr>
-      </w:pPr>
-      <w:r>
-        <w:t xml:space="preserve">PRIYA: I know. So this room is a chemistry-free zone for me.</w:t>
+        <w:t xml:space="preserve">“</w:t>
+      </w:r>
+      <w:r>
+        <w:t xml:space="preserve">I don’t know yet</w:t>
+      </w:r>
+      <w:r>
+        <w:t xml:space="preserve">”</w:t>
       </w:r>
       <w:r>
         <w:t xml:space="preserve"> </w:t>
       </w:r>
       <w:r>
-        <w:t xml:space="preserve">프리야: 알아. 그러니까 이 방은 나한텐 화학 금지 구역이야.</w:t>
-      </w:r>
-    </w:p>
-    <w:p>
-      <w:pPr>
-        <w:numPr>
-          <w:ilvl w:val="0"/>
-          <w:numId w:val="1004"/>
-        </w:numPr>
-      </w:pPr>
-      <w:r>
-        <w:t xml:space="preserve">MARCUS: Then we have a problem. The autoclave test.</w:t>
-      </w:r>
-      <w:r>
-        <w:t xml:space="preserve"> </w:t>
-      </w:r>
-      <w:r>
-        <w:t xml:space="preserve">마커스: 그럼 문제가 있어. 고압 멸균 시험.</w:t>
-      </w:r>
-    </w:p>
-    <w:p>
-      <w:pPr>
-        <w:numPr>
-          <w:ilvl w:val="0"/>
-          <w:numId w:val="1004"/>
-        </w:numPr>
-      </w:pPr>
-      <w:r>
-        <w:t xml:space="preserve">ELENA: Priya promised three tests, six weeks. Now she can’t do them.</w:t>
-      </w:r>
-      <w:r>
-        <w:t xml:space="preserve"> </w:t>
-      </w:r>
-      <w:r>
-        <w:t xml:space="preserve">엘레나: 프리야가 시험 세 가지, 6주를 약속했죠. 그런데 이제 할 수 없어요.</w:t>
-      </w:r>
-    </w:p>
-    <w:p>
-      <w:pPr>
-        <w:numPr>
-          <w:ilvl w:val="0"/>
-          <w:numId w:val="1004"/>
-        </w:numPr>
-      </w:pPr>
-      <w:r>
-        <w:t xml:space="preserve">NOAH: Can we wait until Priya is free?</w:t>
-      </w:r>
-      <w:r>
-        <w:t xml:space="preserve"> </w:t>
-      </w:r>
-      <w:r>
-        <w:t xml:space="preserve">노아: 프리야가 자유로워질 때까지 기다릴 수 있을까요?</w:t>
-      </w:r>
-    </w:p>
-    <w:p>
-      <w:pPr>
-        <w:numPr>
-          <w:ilvl w:val="0"/>
-          <w:numId w:val="1004"/>
-        </w:numPr>
-      </w:pPr>
-      <w:r>
-        <w:t xml:space="preserve">MARCUS: We could. But investors will ask,</w:t>
-      </w:r>
-      <w:r>
-        <w:t xml:space="preserve"> </w:t>
-      </w:r>
-      <w:r>
-        <w:t xml:space="preserve">“</w:t>
-      </w:r>
-      <w:r>
-        <w:t xml:space="preserve">Does it survive sterilization?</w:t>
-      </w:r>
-      <w:r>
-        <w:t xml:space="preserve">”</w:t>
-      </w:r>
-      <w:r>
-        <w:t xml:space="preserve"> </w:t>
-      </w:r>
-      <w:r>
-        <w:t xml:space="preserve">It’s the first question anyone serious asks, and if we can’t answer it, the meeting is basically over.</w:t>
-      </w:r>
-      <w:r>
-        <w:t xml:space="preserve"> </w:t>
-      </w:r>
-      <w:r>
-        <w:t xml:space="preserve">마커스: 그럴 수도 있지. 근데 투자자들이 물을 거야.</w:t>
-      </w:r>
-      <w:r>
-        <w:t xml:space="preserve"> </w:t>
-      </w:r>
-      <w:r>
-        <w:t xml:space="preserve">“</w:t>
-      </w:r>
-      <w:r>
-        <w:t xml:space="preserve">멸균을 견디나요?</w:t>
-      </w:r>
-      <w:r>
-        <w:t xml:space="preserve">”</w:t>
-      </w:r>
-      <w:r>
-        <w:t xml:space="preserve"> </w:t>
-      </w:r>
-      <w:r>
-        <w:t xml:space="preserve">진지한 사람이라면 누구나 제일 먼저 묻는 질문이고, 거기에 답 못 하면 미팅은 사실상 끝이야.</w:t>
-      </w:r>
-    </w:p>
-    <w:p>
-      <w:pPr>
-        <w:numPr>
-          <w:ilvl w:val="0"/>
-          <w:numId w:val="1004"/>
-        </w:numPr>
-      </w:pPr>
-      <w:r>
-        <w:t xml:space="preserve">ELENA: And</w:t>
-      </w:r>
-      <w:r>
-        <w:t xml:space="preserve"> </w:t>
-      </w:r>
-      <w:r>
-        <w:t xml:space="preserve">“</w:t>
-      </w:r>
-      <w:r>
-        <w:t xml:space="preserve">I don’t know yet</w:t>
-      </w:r>
-      <w:r>
-        <w:t xml:space="preserve">”</w:t>
-      </w:r>
-      <w:r>
-        <w:t xml:space="preserve"> </w:t>
-      </w:r>
-      <w:r>
         <w:t xml:space="preserve">won’t get us money.</w:t>
       </w:r>
-      <w:r>
-        <w:t xml:space="preserve"> </w:t>
-      </w:r>
-      <w:r>
-        <w:t xml:space="preserve">엘레나: 그리고</w:t>
-      </w:r>
-      <w:r>
-        <w:t xml:space="preserve"> </w:t>
-      </w:r>
-      <w:r>
-        <w:t xml:space="preserve">“</w:t>
-      </w:r>
-      <w:r>
-        <w:t xml:space="preserve">아직 모른다</w:t>
-      </w:r>
-      <w:r>
-        <w:t xml:space="preserve">”</w:t>
-      </w:r>
-      <w:r>
-        <w:t xml:space="preserve">로는 돈을 못 받을 거고요.</w:t>
-      </w:r>
-    </w:p>
-    <w:p>
-      <w:pPr>
-        <w:numPr>
-          <w:ilvl w:val="0"/>
-          <w:numId w:val="1004"/>
-        </w:numPr>
+    </w:p>
+    <w:p>
+      <w:pPr>
+        <w:pStyle w:val="BodyText"/>
       </w:pPr>
       <w:r>
         <w:t xml:space="preserve">NOAH: So what are our options?</w:t>
       </w:r>
-      <w:r>
-        <w:t xml:space="preserve"> </w:t>
-      </w:r>
-      <w:r>
-        <w:t xml:space="preserve">노아: 그럼 선택지가 뭐가 있죠?</w:t>
-      </w:r>
-    </w:p>
-    <w:p>
-      <w:pPr>
-        <w:numPr>
-          <w:ilvl w:val="0"/>
-          <w:numId w:val="1004"/>
-        </w:numPr>
+    </w:p>
+    <w:p>
+      <w:pPr>
+        <w:pStyle w:val="BodyText"/>
       </w:pPr>
       <w:r>
         <w:t xml:space="preserve">MARCUS: Hire an outside lab. A contract research lab.</w:t>
       </w:r>
-      <w:r>
-        <w:t xml:space="preserve"> </w:t>
-      </w:r>
-      <w:r>
-        <w:t xml:space="preserve">마커스: 외부 연구소를 고용하는 거야. 수탁 연구소.</w:t>
-      </w:r>
-    </w:p>
-    <w:p>
-      <w:pPr>
-        <w:numPr>
-          <w:ilvl w:val="0"/>
-          <w:numId w:val="1004"/>
-        </w:numPr>
+    </w:p>
+    <w:p>
+      <w:pPr>
+        <w:pStyle w:val="BodyText"/>
       </w:pPr>
       <w:r>
         <w:t xml:space="preserve">NOAH: To do what, exactly?</w:t>
       </w:r>
-      <w:r>
-        <w:t xml:space="preserve"> </w:t>
-      </w:r>
-      <w:r>
-        <w:t xml:space="preserve">노아: 정확히 뭘 하게요?</w:t>
-      </w:r>
-    </w:p>
-    <w:p>
-      <w:pPr>
-        <w:numPr>
-          <w:ilvl w:val="0"/>
-          <w:numId w:val="1004"/>
-        </w:numPr>
+    </w:p>
+    <w:p>
+      <w:pPr>
+        <w:pStyle w:val="BodyText"/>
       </w:pPr>
       <w:r>
         <w:t xml:space="preserve">MARCUS: Repeat the recipe from the thesis. Then autoclave it. Then measure. They don’t need anything new from Priya, just the public method, so nobody can say Halvern’s chemist did the work.</w:t>
       </w:r>
-      <w:r>
-        <w:t xml:space="preserve"> </w:t>
-      </w:r>
-      <w:r>
-        <w:t xml:space="preserve">마커스: 논문에 있는 제조법을 그대로 재현하고, 멸균하고, 측정하는 거지. 프리야한테서 새로운 건 하나도 필요 없고 공개된 방법만 쓰면 돼. 그러면 할번 소속 화학자가 일했다고 아무도 말 못 해.</w:t>
-      </w:r>
-    </w:p>
-    <w:p>
-      <w:pPr>
-        <w:numPr>
-          <w:ilvl w:val="0"/>
-          <w:numId w:val="1004"/>
-        </w:numPr>
+    </w:p>
+    <w:p>
+      <w:pPr>
+        <w:pStyle w:val="BodyText"/>
       </w:pPr>
       <w:r>
         <w:t xml:space="preserve">PRIYA: The recipe is public. Page one twelve. Anyone can follow it.</w:t>
       </w:r>
-      <w:r>
-        <w:t xml:space="preserve"> </w:t>
-      </w:r>
-      <w:r>
-        <w:t xml:space="preserve">프리야: 그 제조법은 공개돼 있어. 112페이지. 누구나 따라 할 수 있어.</w:t>
-      </w:r>
-    </w:p>
-    <w:p>
-      <w:pPr>
-        <w:numPr>
-          <w:ilvl w:val="0"/>
-          <w:numId w:val="1004"/>
-        </w:numPr>
+    </w:p>
+    <w:p>
+      <w:pPr>
+        <w:pStyle w:val="BodyText"/>
       </w:pPr>
       <w:r>
         <w:t xml:space="preserve">ELENA: Is it okay for you to say that? The page number?</w:t>
       </w:r>
-      <w:r>
-        <w:t xml:space="preserve"> </w:t>
-      </w:r>
-      <w:r>
-        <w:t xml:space="preserve">엘레나: 그 말은 해도 괜찮아요? 페이지 번호요?</w:t>
-      </w:r>
-    </w:p>
-    <w:p>
-      <w:pPr>
-        <w:numPr>
-          <w:ilvl w:val="0"/>
-          <w:numId w:val="1004"/>
-        </w:numPr>
+    </w:p>
+    <w:p>
+      <w:pPr>
+        <w:pStyle w:val="BodyText"/>
       </w:pPr>
       <w:r>
         <w:t xml:space="preserve">PRIYA: Pointing to a public page, yes. Changing the recipe, no.</w:t>
       </w:r>
-      <w:r>
-        <w:t xml:space="preserve"> </w:t>
-      </w:r>
-      <w:r>
-        <w:t xml:space="preserve">프리야: 공개된 페이지를 가리키는 건 괜찮아요. 제조법을 바꾸는 건 안 되고요.</w:t>
-      </w:r>
-    </w:p>
-    <w:p>
-      <w:pPr>
-        <w:numPr>
-          <w:ilvl w:val="0"/>
-          <w:numId w:val="1004"/>
-        </w:numPr>
+    </w:p>
+    <w:p>
+      <w:pPr>
+        <w:pStyle w:val="BodyText"/>
       </w:pPr>
       <w:r>
         <w:t xml:space="preserve">NOAH: How much would an outside lab cost?</w:t>
       </w:r>
-      <w:r>
-        <w:t xml:space="preserve"> </w:t>
-      </w:r>
-      <w:r>
-        <w:t xml:space="preserve">노아: 외부 연구소 비용은 얼마나 들어요?</w:t>
-      </w:r>
-    </w:p>
-    <w:p>
-      <w:pPr>
-        <w:numPr>
-          <w:ilvl w:val="0"/>
-          <w:numId w:val="1004"/>
-        </w:numPr>
+    </w:p>
+    <w:p>
+      <w:pPr>
+        <w:pStyle w:val="BodyText"/>
       </w:pPr>
       <w:r>
         <w:t xml:space="preserve">MARCUS: I asked around. About eighteen thousand. Four to six weeks.</w:t>
       </w:r>
-      <w:r>
-        <w:t xml:space="preserve"> </w:t>
-      </w:r>
-      <w:r>
-        <w:t xml:space="preserve">마커스: 수소문해 봤어. 1만 8천 달러쯤. 4주에서 6주.</w:t>
-      </w:r>
-    </w:p>
-    <w:p>
-      <w:pPr>
-        <w:numPr>
-          <w:ilvl w:val="0"/>
-          <w:numId w:val="1004"/>
-        </w:numPr>
+    </w:p>
+    <w:p>
+      <w:pPr>
+        <w:pStyle w:val="BodyText"/>
       </w:pPr>
       <w:r>
         <w:t xml:space="preserve">ELENA: Eighteen thousand dollars. From where?</w:t>
       </w:r>
-      <w:r>
-        <w:t xml:space="preserve"> </w:t>
-      </w:r>
-      <w:r>
-        <w:t xml:space="preserve">엘레나: 1만 8천 달러. 어디서요?</w:t>
-      </w:r>
-    </w:p>
-    <w:p>
-      <w:pPr>
-        <w:numPr>
-          <w:ilvl w:val="0"/>
-          <w:numId w:val="1004"/>
-        </w:numPr>
+    </w:p>
+    <w:p>
+      <w:pPr>
+        <w:pStyle w:val="BodyText"/>
       </w:pPr>
       <w:r>
         <w:t xml:space="preserve">NOAH: From my savings.</w:t>
       </w:r>
-      <w:r>
-        <w:t xml:space="preserve"> </w:t>
-      </w:r>
-      <w:r>
-        <w:t xml:space="preserve">노아: 제 저축에서요.</w:t>
-      </w:r>
-    </w:p>
-    <w:p>
-      <w:pPr>
-        <w:numPr>
-          <w:ilvl w:val="0"/>
-          <w:numId w:val="1004"/>
-        </w:numPr>
+    </w:p>
+    <w:p>
+      <w:pPr>
+        <w:pStyle w:val="BodyText"/>
       </w:pPr>
       <w:r>
         <w:t xml:space="preserve">PRIYA: Noah, that’s a big chunk of your savings.</w:t>
       </w:r>
-      <w:r>
-        <w:t xml:space="preserve"> </w:t>
-      </w:r>
-      <w:r>
-        <w:t xml:space="preserve">프리야: 노아, 그거 네 저축에서 큰 부분이잖아.</w:t>
-      </w:r>
-    </w:p>
-    <w:p>
-      <w:pPr>
-        <w:numPr>
-          <w:ilvl w:val="0"/>
-          <w:numId w:val="1004"/>
-        </w:numPr>
+    </w:p>
+    <w:p>
+      <w:pPr>
+        <w:pStyle w:val="BodyText"/>
       </w:pPr>
       <w:r>
         <w:t xml:space="preserve">NOAH: It’s the right test. If the gel breaks down in the autoclave, I’d rather lose eighteen thousand dollars now than find out after we’ve spent millions.</w:t>
       </w:r>
-      <w:r>
-        <w:t xml:space="preserve"> </w:t>
-      </w:r>
-      <w:r>
-        <w:t xml:space="preserve">노아: 꼭 필요한 시험이야. 젤이 고압 멸균기에서 분해된다면, 수백만 달러를 쓴 뒤에 알게 되느니 지금 1만 8천 달러를 잃는 게 나아.</w:t>
-      </w:r>
-    </w:p>
-    <w:p>
-      <w:pPr>
-        <w:numPr>
-          <w:ilvl w:val="0"/>
-          <w:numId w:val="1004"/>
-        </w:numPr>
+    </w:p>
+    <w:p>
+      <w:pPr>
+        <w:pStyle w:val="BodyText"/>
       </w:pPr>
       <w:r>
         <w:t xml:space="preserve">MARCUS: Agreed. Fail fast, fail cheap.</w:t>
       </w:r>
-      <w:r>
-        <w:t xml:space="preserve"> </w:t>
-      </w:r>
-      <w:r>
-        <w:t xml:space="preserve">마커스: 동의. 빨리 실패하고, 싸게 실패하자.</w:t>
-      </w:r>
-    </w:p>
-    <w:p>
-      <w:pPr>
-        <w:numPr>
-          <w:ilvl w:val="0"/>
-          <w:numId w:val="1004"/>
-        </w:numPr>
+    </w:p>
+    <w:p>
+      <w:pPr>
+        <w:pStyle w:val="BodyText"/>
       </w:pPr>
       <w:r>
         <w:t xml:space="preserve">ELENA: And if it passes, it’s our first real data.</w:t>
       </w:r>
-      <w:r>
-        <w:t xml:space="preserve"> </w:t>
-      </w:r>
-      <w:r>
-        <w:t xml:space="preserve">엘레나: 그리고 통과하면 우리의 첫 진짜 데이터가 되죠.</w:t>
-      </w:r>
-    </w:p>
-    <w:p>
-      <w:pPr>
-        <w:numPr>
-          <w:ilvl w:val="0"/>
-          <w:numId w:val="1004"/>
-        </w:numPr>
+    </w:p>
+    <w:p>
+      <w:pPr>
+        <w:pStyle w:val="BodyText"/>
       </w:pPr>
       <w:r>
         <w:t xml:space="preserve">NOAH: Then it’s decided. Marcus, can you own this?</w:t>
-      </w:r>
-      <w:r>
-        <w:t xml:space="preserve"> </w:t>
-      </w:r>
-      <w:r>
-        <w:t xml:space="preserve">노아: 그럼 결정이에요. 마커스, 이거 맡아 줄 수 있어요?</w:t>
       </w:r>
     </w:p>
     <w:bookmarkEnd w:id="24"/>
@@ -2026,257 +1048,122 @@
     </w:p>
     <w:p>
       <w:pPr>
-        <w:numPr>
-          <w:ilvl w:val="0"/>
-          <w:numId w:val="1005"/>
-        </w:numPr>
+        <w:pStyle w:val="FirstParagraph"/>
       </w:pPr>
       <w:r>
         <w:t xml:space="preserve">MARCUS: I own it. I’ll get two quotes by Friday, compare price, timeline and quality, and bring you a recommendation. If both labs are bad, I’ll find a third.</w:t>
       </w:r>
-      <w:r>
-        <w:t xml:space="preserve"> </w:t>
-      </w:r>
-      <w:r>
-        <w:t xml:space="preserve">마커스: 내가 맡을게. 금요일까지 견적 두 개 받아서 가격, 일정, 품질을 비교하고 추천안을 가져올게. 두 곳 다 별로면 세 번째를 찾을 거야.</w:t>
-      </w:r>
-    </w:p>
-    <w:p>
-      <w:pPr>
-        <w:numPr>
-          <w:ilvl w:val="0"/>
-          <w:numId w:val="1005"/>
-        </w:numPr>
+    </w:p>
+    <w:p>
+      <w:pPr>
+        <w:pStyle w:val="BodyText"/>
       </w:pPr>
       <w:r>
         <w:t xml:space="preserve">NOAH: Two quotes. Of course. Two is one.</w:t>
       </w:r>
-      <w:r>
-        <w:t xml:space="preserve"> </w:t>
-      </w:r>
-      <w:r>
-        <w:t xml:space="preserve">노아: 견적 두 개. 당연하죠. 둘은 하나니까.</w:t>
-      </w:r>
-    </w:p>
-    <w:p>
-      <w:pPr>
-        <w:numPr>
-          <w:ilvl w:val="0"/>
-          <w:numId w:val="1005"/>
-        </w:numPr>
+    </w:p>
+    <w:p>
+      <w:pPr>
+        <w:pStyle w:val="BodyText"/>
       </w:pPr>
       <w:r>
         <w:t xml:space="preserve">MARCUS: Now you’re learning.</w:t>
       </w:r>
-      <w:r>
-        <w:t xml:space="preserve"> </w:t>
-      </w:r>
-      <w:r>
-        <w:t xml:space="preserve">마커스: 이제 좀 배우네.</w:t>
-      </w:r>
-    </w:p>
-    <w:p>
-      <w:pPr>
-        <w:numPr>
-          <w:ilvl w:val="0"/>
-          <w:numId w:val="1005"/>
-        </w:numPr>
+    </w:p>
+    <w:p>
+      <w:pPr>
+        <w:pStyle w:val="BodyText"/>
       </w:pPr>
       <w:r>
         <w:t xml:space="preserve">NOAH: Let me summarize the action items. Me: financial model by Thursday.</w:t>
       </w:r>
-      <w:r>
-        <w:t xml:space="preserve"> </w:t>
-      </w:r>
-      <w:r>
-        <w:t xml:space="preserve">노아: 액션 아이템 정리할게요. 저: 목요일까지 재무 모델.</w:t>
-      </w:r>
-    </w:p>
-    <w:p>
-      <w:pPr>
-        <w:numPr>
-          <w:ilvl w:val="0"/>
-          <w:numId w:val="1005"/>
-        </w:numPr>
+    </w:p>
+    <w:p>
+      <w:pPr>
+        <w:pStyle w:val="BodyText"/>
       </w:pPr>
       <w:r>
         <w:t xml:space="preserve">ELENA: Me: three conversations about trial design. Without revealing the idea.</w:t>
       </w:r>
-      <w:r>
-        <w:t xml:space="preserve"> </w:t>
-      </w:r>
-      <w:r>
-        <w:t xml:space="preserve">엘레나: 나: 임상 설계에 대해 세 번의 대화. 아이디어는 밝히지 않고.</w:t>
-      </w:r>
-    </w:p>
-    <w:p>
-      <w:pPr>
-        <w:numPr>
-          <w:ilvl w:val="0"/>
-          <w:numId w:val="1005"/>
-        </w:numPr>
+    </w:p>
+    <w:p>
+      <w:pPr>
+        <w:pStyle w:val="BodyText"/>
       </w:pPr>
       <w:r>
         <w:t xml:space="preserve">MARCUS: Me: two lab quotes by Friday. Two manufacturer calls.</w:t>
       </w:r>
-      <w:r>
-        <w:t xml:space="preserve"> </w:t>
-      </w:r>
-      <w:r>
-        <w:t xml:space="preserve">마커스: 나: 금요일까지 연구소 견적 두 개. 생산업체 통화 두 번.</w:t>
-      </w:r>
-    </w:p>
-    <w:p>
-      <w:pPr>
-        <w:numPr>
-          <w:ilvl w:val="0"/>
-          <w:numId w:val="1005"/>
-        </w:numPr>
+    </w:p>
+    <w:p>
+      <w:pPr>
+        <w:pStyle w:val="BodyText"/>
       </w:pPr>
       <w:r>
         <w:t xml:space="preserve">PRIYA: Me: check with UT. And read Halvern’s conflict policy. Business only.</w:t>
       </w:r>
-      <w:r>
-        <w:t xml:space="preserve"> </w:t>
-      </w:r>
-      <w:r>
-        <w:t xml:space="preserve">프리야: 나: UT 확인. 그리고 할번 이해충돌 정책 읽기. 사업 관련만.</w:t>
-      </w:r>
-    </w:p>
-    <w:p>
-      <w:pPr>
-        <w:numPr>
-          <w:ilvl w:val="0"/>
-          <w:numId w:val="1005"/>
-        </w:numPr>
+    </w:p>
+    <w:p>
+      <w:pPr>
+        <w:pStyle w:val="BodyText"/>
       </w:pPr>
       <w:r>
         <w:t xml:space="preserve">NOAH: And one more thing. Our company rules.</w:t>
       </w:r>
-      <w:r>
-        <w:t xml:space="preserve"> </w:t>
-      </w:r>
-      <w:r>
-        <w:t xml:space="preserve">노아: 그리고 하나 더요. 우리 회사 원칙이요.</w:t>
-      </w:r>
-    </w:p>
-    <w:p>
-      <w:pPr>
-        <w:numPr>
-          <w:ilvl w:val="0"/>
-          <w:numId w:val="1005"/>
-        </w:numPr>
+    </w:p>
+    <w:p>
+      <w:pPr>
+        <w:pStyle w:val="BodyText"/>
       </w:pPr>
       <w:r>
         <w:t xml:space="preserve">ELENA: You’re writing them on the whiteboard?</w:t>
       </w:r>
-      <w:r>
-        <w:t xml:space="preserve"> </w:t>
-      </w:r>
-      <w:r>
-        <w:t xml:space="preserve">엘레나: 화이트보드에 쓰는 거예요?</w:t>
-      </w:r>
-    </w:p>
-    <w:p>
-      <w:pPr>
-        <w:numPr>
-          <w:ilvl w:val="0"/>
-          <w:numId w:val="1005"/>
-        </w:numPr>
+    </w:p>
+    <w:p>
+      <w:pPr>
+        <w:pStyle w:val="BodyText"/>
       </w:pPr>
       <w:r>
         <w:t xml:space="preserve">NOAH: Rule one: First, do no harm. Rule two: Inside, argue. Outside, one voice.</w:t>
       </w:r>
-      <w:r>
-        <w:t xml:space="preserve"> </w:t>
-      </w:r>
-      <w:r>
-        <w:t xml:space="preserve">노아: 원칙 1: 무엇보다 해를 끼치지 말 것. 원칙 2: 안에선 논쟁, 밖에선 한목소리.</w:t>
-      </w:r>
-    </w:p>
-    <w:p>
-      <w:pPr>
-        <w:numPr>
-          <w:ilvl w:val="0"/>
-          <w:numId w:val="1005"/>
-        </w:numPr>
+    </w:p>
+    <w:p>
+      <w:pPr>
+        <w:pStyle w:val="BodyText"/>
       </w:pPr>
       <w:r>
         <w:t xml:space="preserve">RITA: Sorry to interrupt. Your contract is signed. Bench fourteen is yours.</w:t>
       </w:r>
-      <w:r>
-        <w:t xml:space="preserve"> </w:t>
-      </w:r>
-      <w:r>
-        <w:t xml:space="preserve">리타: 방해해서 미안해요. 계약서 서명 끝났어요. 14번 실험대는 이제 여러분 거예요.</w:t>
-      </w:r>
-    </w:p>
-    <w:p>
-      <w:pPr>
-        <w:numPr>
-          <w:ilvl w:val="0"/>
-          <w:numId w:val="1005"/>
-        </w:numPr>
+    </w:p>
+    <w:p>
+      <w:pPr>
+        <w:pStyle w:val="BodyText"/>
       </w:pPr>
       <w:r>
         <w:t xml:space="preserve">NOAH: Thank you, Rita. Our first office. Well, our first bench.</w:t>
       </w:r>
-      <w:r>
-        <w:t xml:space="preserve"> </w:t>
-      </w:r>
-      <w:r>
-        <w:t xml:space="preserve">노아: 고마워요, 리타. 우리 첫 사무실이네요. 아니, 첫 실험대요.</w:t>
-      </w:r>
-    </w:p>
-    <w:p>
-      <w:pPr>
-        <w:numPr>
-          <w:ilvl w:val="0"/>
-          <w:numId w:val="1005"/>
-        </w:numPr>
+    </w:p>
+    <w:p>
+      <w:pPr>
+        <w:pStyle w:val="BodyText"/>
       </w:pPr>
       <w:r>
         <w:t xml:space="preserve">MARCUS: Day one. Mission started.</w:t>
       </w:r>
-      <w:r>
-        <w:t xml:space="preserve"> </w:t>
-      </w:r>
-      <w:r>
-        <w:t xml:space="preserve">마커스: 첫날. 임무 개시.</w:t>
-      </w:r>
-    </w:p>
-    <w:p>
-      <w:pPr>
-        <w:numPr>
-          <w:ilvl w:val="0"/>
-          <w:numId w:val="1005"/>
-        </w:numPr>
+    </w:p>
+    <w:p>
+      <w:pPr>
+        <w:pStyle w:val="BodyText"/>
       </w:pPr>
       <w:r>
         <w:t xml:space="preserve">ELENA: Day one. Let’s remember this morning.</w:t>
       </w:r>
-      <w:r>
-        <w:t xml:space="preserve"> </w:t>
-      </w:r>
-      <w:r>
-        <w:t xml:space="preserve">엘레나: 첫날. 오늘 아침을 기억해요.</w:t>
-      </w:r>
-    </w:p>
-    <w:p>
-      <w:pPr>
-        <w:numPr>
-          <w:ilvl w:val="0"/>
-          <w:numId w:val="1005"/>
-        </w:numPr>
+    </w:p>
+    <w:p>
+      <w:pPr>
+        <w:pStyle w:val="BodyText"/>
       </w:pPr>
       <w:r>
         <w:t xml:space="preserve">PRIYA: I’ll remember it. From the other side of the chemistry-free zone.</w:t>
-      </w:r>
-      <w:r>
-        <w:t xml:space="preserve"> </w:t>
-      </w:r>
-      <w:r>
-        <w:t xml:space="preserve">프리야: 기억할게요. 화학 금지 구역 건너편에서.</w:t>
       </w:r>
     </w:p>
     <w:p>
@@ -2417,7 +1304,7 @@
               <w:jc w:val="left"/>
             </w:pPr>
             <w:r>
-              <w:t xml:space="preserve">05턴. 같은 경험을 하게 된 사람에게 하는 친근한 말.</w:t>
+              <w:t xml:space="preserve">도입. 같은 경험을 하게 된 사람에게 하는 친근한 말.</w:t>
             </w:r>
           </w:p>
         </w:tc>
@@ -2467,7 +1354,7 @@
               <w:jc w:val="left"/>
             </w:pPr>
             <w:r>
-              <w:t xml:space="preserve">23턴. 임대·구독·서비스 계약 협상의 기본 질문.</w:t>
+              <w:t xml:space="preserve">장면1. 임대·구독·서비스 계약 협상의 기본 질문.</w:t>
             </w:r>
           </w:p>
         </w:tc>
@@ -2517,7 +1404,7 @@
               <w:jc w:val="left"/>
             </w:pPr>
             <w:r>
-              <w:t xml:space="preserve">25턴. 가격·조건 협상을 정중하게 시작할 때.</w:t>
+              <w:t xml:space="preserve">장면1. 가격·조건 협상을 정중하게 시작할 때.</w:t>
             </w:r>
           </w:p>
         </w:tc>
@@ -2567,7 +1454,7 @@
               <w:jc w:val="left"/>
             </w:pPr>
             <w:r>
-              <w:t xml:space="preserve">26턴. 상대의 제안을 먼저 듣는 협상 질문.</w:t>
+              <w:t xml:space="preserve">장면1. 상대의 제안을 먼저 듣는 협상 질문.</w:t>
             </w:r>
           </w:p>
         </w:tc>
@@ -2617,7 +1504,7 @@
               <w:jc w:val="left"/>
             </w:pPr>
             <w:r>
-              <w:t xml:space="preserve">30턴. waive = (요금·조건을) 면제하다.</w:t>
+              <w:t xml:space="preserve">장면1. waive = (요금·조건을) 면제하다.</w:t>
             </w:r>
           </w:p>
         </w:tc>
@@ -2667,7 +1554,7 @@
               <w:jc w:val="left"/>
             </w:pPr>
             <w:r>
-              <w:t xml:space="preserve">33턴. 협상을 마무리하려는 신호.</w:t>
+              <w:t xml:space="preserve">장면1. 협상을 마무리하려는 신호.</w:t>
             </w:r>
           </w:p>
         </w:tc>
@@ -2717,7 +1604,7 @@
               <w:jc w:val="left"/>
             </w:pPr>
             <w:r>
-              <w:t xml:space="preserve">57턴. 스탠드업 미팅의 3대 질문 중 하나. blocker = 장애물.</w:t>
+              <w:t xml:space="preserve">장면2. 스탠드업 미팅의 3대 질문 중 하나. blocker = 장애물.</w:t>
             </w:r>
           </w:p>
         </w:tc>
@@ -2767,7 +1654,7 @@
               <w:jc w:val="left"/>
             </w:pPr>
             <w:r>
-              <w:t xml:space="preserve">105~106턴. 업무 책임자를 정할 때. own = 책임지고 맡다.</w:t>
+              <w:t xml:space="preserve">절정·전환. 업무 책임자를 정할 때. own = 책임지고 맡다.</w:t>
             </w:r>
           </w:p>
         </w:tc>
@@ -2817,7 +1704,7 @@
               <w:jc w:val="left"/>
             </w:pPr>
             <w:r>
-              <w:t xml:space="preserve">103턴. 스타트업의 실험 문화를 요약한 표현.</w:t>
+              <w:t xml:space="preserve">절정·전환. 스타트업의 실험 문화를 요약한 표현.</w:t>
             </w:r>
           </w:p>
         </w:tc>
@@ -2867,7 +1754,7 @@
               <w:jc w:val="left"/>
             </w:pPr>
             <w:r>
-              <w:t xml:space="preserve">109턴. 회의 마무리의 표준 표현.</w:t>
+              <w:t xml:space="preserve">마무리. 회의 마무리의 표준 표현.</w:t>
             </w:r>
           </w:p>
         </w:tc>
@@ -3075,7 +1962,7 @@
           <w:bCs/>
           <w:b/>
         </w:rPr>
-        <w:t xml:space="preserve">25턴 NOAH:</w:t>
+        <w:t xml:space="preserve">NOAH (장면1):</w:t>
       </w:r>
       <w:r>
         <w:t xml:space="preserve"> </w:t>
@@ -3364,9 +2251,1069 @@
         <w:t xml:space="preserve">1년 약정을 요구하는 거래처에 같은 구조로 30단어 안팎의 조건 조정 요청을 해 보기.</w:t>
       </w:r>
     </w:p>
+    <w:p>
+      <w:r>
+        <w:pict>
+          <v:rect style="width:0;height:1.5pt" o:hralign="center" o:hrstd="t" o:hr="t"/>
+        </w:pict>
+      </w:r>
+    </w:p>
     <w:bookmarkEnd w:id="30"/>
     <w:bookmarkEnd w:id="31"/>
+    <w:bookmarkStart w:id="37" w:name="한국어-번역"/>
+    <w:p>
+      <w:pPr>
+        <w:pStyle w:val="Heading2"/>
+      </w:pPr>
+      <w:r>
+        <w:t xml:space="preserve">한국어 번역</w:t>
+      </w:r>
+    </w:p>
+    <w:bookmarkStart w:id="32" w:name="도입-capital-bioworks-로비-오전-8시-1"/>
+    <w:p>
+      <w:pPr>
+        <w:pStyle w:val="Heading3"/>
+      </w:pPr>
+      <w:r>
+        <w:t xml:space="preserve">도입 — Capital BioWorks 로비, 오전 8시</w:t>
+      </w:r>
+    </w:p>
+    <w:p>
+      <w:pPr>
+        <w:pStyle w:val="FirstParagraph"/>
+      </w:pPr>
+      <w:r>
+        <w:t xml:space="preserve">리타: 캐피털 바이오웍스에 오신 걸 환영해요. 실험실 매니저 리타 고메즈예요.</w:t>
+      </w:r>
+    </w:p>
+    <w:p>
+      <w:pPr>
+        <w:pStyle w:val="BodyText"/>
+      </w:pPr>
+      <w:r>
+        <w:t xml:space="preserve">노아: 노아 베넷이에요. 이쪽은 마커스 웹이고요. 둘러보게 해 주셔서 감사해요.</w:t>
+      </w:r>
+    </w:p>
+    <w:p>
+      <w:pPr>
+        <w:pStyle w:val="BodyText"/>
+      </w:pPr>
+      <w:r>
+        <w:t xml:space="preserve">리타: 별말씀을요. 첫 스타트업이세요?</w:t>
+      </w:r>
+    </w:p>
+    <w:p>
+      <w:pPr>
+        <w:pStyle w:val="BodyText"/>
+      </w:pPr>
+      <w:r>
+        <w:t xml:space="preserve">노아: 첫 스타트업이요. 사실 첫날이에요. 풀타임 첫날이요.</w:t>
+      </w:r>
+    </w:p>
+    <w:p>
+      <w:pPr>
+        <w:pStyle w:val="BodyText"/>
+      </w:pPr>
+      <w:r>
+        <w:t xml:space="preserve">리타: 그럼 클럽에 오신 걸 환영해요. 커피는 공짜예요. 나머진 다 돈이 들고요.</w:t>
+      </w:r>
+    </w:p>
+    <w:p>
+      <w:pPr>
+        <w:pStyle w:val="BodyText"/>
+      </w:pPr>
+      <w:r>
+        <w:t xml:space="preserve">마커스: 이번 달에 들은 말 중 제일 솔직한 문장이네요.</w:t>
+      </w:r>
+    </w:p>
+    <w:p>
+      <w:pPr>
+        <w:pStyle w:val="BodyText"/>
+      </w:pPr>
+      <w:r>
+        <w:t xml:space="preserve">리타: 이 일 10년째예요. 솔직하면 시간이 절약되죠.</w:t>
+      </w:r>
+    </w:p>
+    <w:p>
+      <w:pPr>
+        <w:pStyle w:val="BodyText"/>
+      </w:pPr>
+      <w:r>
+        <w:t xml:space="preserve">노아: 여기서 몇 개 회사가 일해요?</w:t>
+      </w:r>
+    </w:p>
+    <w:p>
+      <w:pPr>
+        <w:pStyle w:val="BodyText"/>
+      </w:pPr>
+      <w:r>
+        <w:t xml:space="preserve">리타: 스물두 곳이요. 대부분 바이오텍이고, 의료기기 팀이 두 곳 있어요. 그리고 한 곳은 먹는 포장재를 만드는데, 다들 놀라죠. 실험대가 필요하고 안전 규칙만 지키면 누구든 받아요.</w:t>
+      </w:r>
+    </w:p>
+    <w:p>
+      <w:pPr>
+        <w:pStyle w:val="BodyText"/>
+      </w:pPr>
+      <w:r>
+        <w:t xml:space="preserve">마커스: 먹는 포장재라. 흥미로운 이웃이네.</w:t>
+      </w:r>
+    </w:p>
+    <w:p>
+      <w:pPr>
+        <w:pStyle w:val="BodyText"/>
+      </w:pPr>
+      <w:r>
+        <w:t xml:space="preserve">리타: 금요일마다 간식을 가져와요. 좋아하게 될 거예요.</w:t>
+      </w:r>
+    </w:p>
+    <w:p>
+      <w:pPr>
+        <w:pStyle w:val="BodyText"/>
+      </w:pPr>
+      <w:r>
+        <w:t xml:space="preserve">노아: 그래서, 저희 같은 규모의 스타트업은 뭘 쓸 수 있어요?</w:t>
+      </w:r>
+    </w:p>
+    <w:p>
+      <w:pPr>
+        <w:pStyle w:val="BodyText"/>
+      </w:pPr>
+      <w:r>
+        <w:t xml:space="preserve">리타: 실험대요. 실험대 하나, 선반 하나, 그리고 공용 장비요.</w:t>
+      </w:r>
+    </w:p>
+    <w:p>
+      <w:pPr>
+        <w:pStyle w:val="BodyText"/>
+      </w:pPr>
+      <w:r>
+        <w:t xml:space="preserve">노아: 실험대 하나. 그게 우리 회사 전부네요.</w:t>
+      </w:r>
+    </w:p>
+    <w:p>
+      <w:pPr>
+        <w:pStyle w:val="BodyText"/>
+      </w:pPr>
+      <w:r>
+        <w:t xml:space="preserve">리타: 여기 있는 회사는 다 실험대 하나로 시작했어요. 따라오세요.</w:t>
+      </w:r>
+    </w:p>
     <w:bookmarkEnd w:id="32"/>
+    <w:bookmarkStart w:id="33" w:name="장면1-실험실-투어와-임대-조건-1"/>
+    <w:p>
+      <w:pPr>
+        <w:pStyle w:val="Heading3"/>
+      </w:pPr>
+      <w:r>
+        <w:t xml:space="preserve">장면1 — 실험실 투어와 임대 조건</w:t>
+      </w:r>
+    </w:p>
+    <w:p>
+      <w:pPr>
+        <w:pStyle w:val="FirstParagraph"/>
+      </w:pPr>
+      <w:r>
+        <w:t xml:space="preserve">리타: 여기가 습식 실험실이에요. 14번 실험대가 될 거예요.</w:t>
+      </w:r>
+    </w:p>
+    <w:p>
+      <w:pPr>
+        <w:pStyle w:val="BodyText"/>
+      </w:pPr>
+      <w:r>
+        <w:t xml:space="preserve">마커스: 흄 후드 근처네. 좋아요. 고압 멸균기는요?</w:t>
+      </w:r>
+    </w:p>
+    <w:p>
+      <w:pPr>
+        <w:pStyle w:val="BodyText"/>
+      </w:pPr>
+      <w:r>
+        <w:t xml:space="preserve">리타: 복도 끝에요. 공용이에요. 온라인 캘린더로 예약해요.</w:t>
+      </w:r>
+    </w:p>
+    <w:p>
+      <w:pPr>
+        <w:pStyle w:val="BodyText"/>
+      </w:pPr>
+      <w:r>
+        <w:t xml:space="preserve">마커스: 보통 얼마나 미리 예약해요?</w:t>
+      </w:r>
+    </w:p>
+    <w:p>
+      <w:pPr>
+        <w:pStyle w:val="BodyText"/>
+      </w:pPr>
+      <w:r>
+        <w:t xml:space="preserve">리타: 일주일쯤이요. 연휴 전엔 2주. 12월엔 다들 패닉이에요.</w:t>
+      </w:r>
+    </w:p>
+    <w:p>
+      <w:pPr>
+        <w:pStyle w:val="BodyText"/>
+      </w:pPr>
+      <w:r>
+        <w:t xml:space="preserve">노아: 실험대 하나에 얼마예요?</w:t>
+      </w:r>
+    </w:p>
+    <w:p>
+      <w:pPr>
+        <w:pStyle w:val="BodyText"/>
+      </w:pPr>
+      <w:r>
+        <w:t xml:space="preserve">리타: 한 달에 1,200달러요. 공용 장비와 기본 소모품이 포함돼서, 첫날부터 원심분리기나 고압 멸균기를 살 필요가 없어요. 갓 시작한 스타트업에겐 그게 중요하죠.</w:t>
+      </w:r>
+    </w:p>
+    <w:p>
+      <w:pPr>
+        <w:pStyle w:val="BodyText"/>
+      </w:pPr>
+      <w:r>
+        <w:t xml:space="preserve">노아: 최소 계약 기간이 있어요?</w:t>
+      </w:r>
+    </w:p>
+    <w:p>
+      <w:pPr>
+        <w:pStyle w:val="BodyText"/>
+      </w:pPr>
+      <w:r>
+        <w:t xml:space="preserve">리타: 6개월이 기본이에요.</w:t>
+      </w:r>
+    </w:p>
+    <w:p>
+      <w:pPr>
+        <w:pStyle w:val="BodyText"/>
+      </w:pPr>
+      <w:r>
+        <w:t xml:space="preserve">노아: 저희한텐 6개월이 길어서요. 솔직히 말씀드리면 아직 투자를 못 받았고, 감당할 수 있는 것 이상으로 계약하고 싶지 않아요. 조정이 가능할까요?</w:t>
+      </w:r>
+    </w:p>
+    <w:p>
+      <w:pPr>
+        <w:pStyle w:val="BodyText"/>
+      </w:pPr>
+      <w:r>
+        <w:t xml:space="preserve">리타: 어떻게 생각하셨는데요?</w:t>
+      </w:r>
+    </w:p>
+    <w:p>
+      <w:pPr>
+        <w:pStyle w:val="BodyText"/>
+      </w:pPr>
+      <w:r>
+        <w:t xml:space="preserve">노아: 월 단위요. 지금 투자를 받는 중이라서요.</w:t>
+      </w:r>
+    </w:p>
+    <w:p>
+      <w:pPr>
+        <w:pStyle w:val="BodyText"/>
+      </w:pPr>
+      <w:r>
+        <w:t xml:space="preserve">리타: 월 단위는 1,500달러예요. 할인은 장기 약정에 주는 거라서요.</w:t>
+      </w:r>
+    </w:p>
+    <w:p>
+      <w:pPr>
+        <w:pStyle w:val="BodyText"/>
+      </w:pPr>
+      <w:r>
+        <w:t xml:space="preserve">마커스: 3개월, 1,200달러로 하면 어때요?</w:t>
+      </w:r>
+    </w:p>
+    <w:p>
+      <w:pPr>
+        <w:pStyle w:val="BodyText"/>
+      </w:pPr>
+      <w:r>
+        <w:t xml:space="preserve">리타: 3개월에 1,300달러. 대신 설치비는 면제해 드릴게요.</w:t>
+      </w:r>
+    </w:p>
+    <w:p>
+      <w:pPr>
+        <w:pStyle w:val="BodyText"/>
+      </w:pPr>
+      <w:r>
+        <w:t xml:space="preserve">노아: 설치비가 얼마예요?</w:t>
+      </w:r>
+    </w:p>
+    <w:p>
+      <w:pPr>
+        <w:pStyle w:val="BodyText"/>
+      </w:pPr>
+      <w:r>
+        <w:t xml:space="preserve">리타: 500달러요. 안전 교육, 출입증, 사물함 포함이에요.</w:t>
+      </w:r>
+    </w:p>
+    <w:p>
+      <w:pPr>
+        <w:pStyle w:val="BodyText"/>
+      </w:pPr>
+      <w:r>
+        <w:t xml:space="preserve">마커스: 3개월 1,250달러, 설치비 면제. 마지막 제안이에요.</w:t>
+      </w:r>
+    </w:p>
+    <w:p>
+      <w:pPr>
+        <w:pStyle w:val="BodyText"/>
+      </w:pPr>
+      <w:r>
+        <w:t xml:space="preserve">리타: 하. 이런 거 해 보셨네요.</w:t>
+      </w:r>
+    </w:p>
+    <w:p>
+      <w:pPr>
+        <w:pStyle w:val="BodyText"/>
+      </w:pPr>
+      <w:r>
+        <w:t xml:space="preserve">마커스: 육군 보급장교였어요. 많은 사람한테서 많은 걸 사 봤죠.</w:t>
+      </w:r>
+    </w:p>
+    <w:p>
+      <w:pPr>
+        <w:pStyle w:val="BodyText"/>
+      </w:pPr>
+      <w:r>
+        <w:t xml:space="preserve">리타: 좋아요. 1,250달러, 3개월, 설치비 없음. 계약해요.</w:t>
+      </w:r>
+    </w:p>
+    <w:p>
+      <w:pPr>
+        <w:pStyle w:val="BodyText"/>
+      </w:pPr>
+      <w:r>
+        <w:t xml:space="preserve">노아: 계약해요. 감사합니다, 리타.</w:t>
+      </w:r>
+    </w:p>
+    <w:p>
+      <w:pPr>
+        <w:pStyle w:val="BodyText"/>
+      </w:pPr>
+      <w:r>
+        <w:t xml:space="preserve">리타: 정오까지 계약서 보낼게요. 꼼꼼히 읽어 보세요.</w:t>
+      </w:r>
+    </w:p>
+    <w:p>
+      <w:pPr>
+        <w:pStyle w:val="BodyText"/>
+      </w:pPr>
+      <w:r>
+        <w:t xml:space="preserve">노아: 안 읽으면 변호사가 저희를 죽일 거예요.</w:t>
+      </w:r>
+    </w:p>
+    <w:p>
+      <w:pPr>
+        <w:pStyle w:val="BodyText"/>
+      </w:pPr>
+      <w:r>
+        <w:t xml:space="preserve">리타: 좋은 변호사네요. 다른 질문 있어요?</w:t>
+      </w:r>
+    </w:p>
+    <w:p>
+      <w:pPr>
+        <w:pStyle w:val="BodyText"/>
+      </w:pPr>
+      <w:r>
+        <w:t xml:space="preserve">마커스: 폐기물 처리요. 화학 폐기물은 누가 처리해요?</w:t>
+      </w:r>
+    </w:p>
+    <w:p>
+      <w:pPr>
+        <w:pStyle w:val="BodyText"/>
+      </w:pPr>
+      <w:r>
+        <w:t xml:space="preserve">리타: 저희가 매주 화요일에 해요. 전부 날짜와 회사 이름을 적어서 라벨 붙이세요. 라벨 없는 폐기물은 경고 받아요. 그게 뭔지 모르면 안전하게 처리할 수가 없거든요.</w:t>
+      </w:r>
+    </w:p>
+    <w:p>
+      <w:pPr>
+        <w:pStyle w:val="BodyText"/>
+      </w:pPr>
+      <w:r>
+        <w:t xml:space="preserve">마커스: 경고 다음엔요?</w:t>
+      </w:r>
+    </w:p>
+    <w:p>
+      <w:pPr>
+        <w:pStyle w:val="BodyText"/>
+      </w:pPr>
+      <w:r>
+        <w:t xml:space="preserve">리타: 저랑 아주 어색한 대화를 하게 되죠.</w:t>
+      </w:r>
+    </w:p>
+    <w:p>
+      <w:pPr>
+        <w:pStyle w:val="BodyText"/>
+      </w:pPr>
+      <w:r>
+        <w:t xml:space="preserve">노아: 알겠습니다. 전부 두 번씩 라벨 붙일게요.</w:t>
+      </w:r>
+    </w:p>
+    <w:p>
+      <w:pPr>
+        <w:pStyle w:val="BodyText"/>
+      </w:pPr>
+      <w:r>
+        <w:t xml:space="preserve">리타: 그리고 회의실이요? 오전 9시 전엔 무료예요.</w:t>
+      </w:r>
+    </w:p>
+    <w:p>
+      <w:pPr>
+        <w:pStyle w:val="BodyText"/>
+      </w:pPr>
+      <w:r>
+        <w:t xml:space="preserve">노아: 완벽해요. 저희 팀이 8시 반에 거기서 모여요.</w:t>
+      </w:r>
+    </w:p>
+    <w:p>
+      <w:pPr>
+        <w:pStyle w:val="BodyText"/>
+      </w:pPr>
+      <w:r>
+        <w:t xml:space="preserve">리타: 팀 전체요? 몇 명이에요?</w:t>
+      </w:r>
+    </w:p>
+    <w:p>
+      <w:pPr>
+        <w:pStyle w:val="BodyText"/>
+      </w:pPr>
+      <w:r>
+        <w:t xml:space="preserve">노아: 공동창업자 넷이요. 한 명은 화학을 하면 안 되고, 한 명은 의사예요.</w:t>
+      </w:r>
+    </w:p>
+    <w:p>
+      <w:pPr>
+        <w:pStyle w:val="BodyText"/>
+      </w:pPr>
+      <w:r>
+        <w:t xml:space="preserve">리타: 사연이 있는 것 같네요. 가 보세요. 커피 더 갖다 드릴게요.</w:t>
+      </w:r>
+    </w:p>
+    <w:bookmarkEnd w:id="33"/>
+    <w:bookmarkStart w:id="34" w:name="장면2-첫-스탠드업-미팅-오전-8시-반-1"/>
+    <w:p>
+      <w:pPr>
+        <w:pStyle w:val="Heading3"/>
+      </w:pPr>
+      <w:r>
+        <w:t xml:space="preserve">장면2 — 첫 스탠드업 미팅, 오전 8시 반</w:t>
+      </w:r>
+    </w:p>
+    <w:p>
+      <w:pPr>
+        <w:pStyle w:val="FirstParagraph"/>
+      </w:pPr>
+      <w:r>
+        <w:t xml:space="preserve">노아: 좋아요, 여러분. 우리의 첫 공식 스탠드업 미팅이에요.</w:t>
+      </w:r>
+    </w:p>
+    <w:p>
+      <w:pPr>
+        <w:pStyle w:val="BodyText"/>
+      </w:pPr>
+      <w:r>
+        <w:t xml:space="preserve">엘레나: 왜 스탠드업이라고 해요?</w:t>
+      </w:r>
+    </w:p>
+    <w:p>
+      <w:pPr>
+        <w:pStyle w:val="BodyText"/>
+      </w:pPr>
+      <w:r>
+        <w:t xml:space="preserve">프리야: 서서 하니까요. 그래야 짧게 끝나요. 최대 15분.</w:t>
+      </w:r>
+    </w:p>
+    <w:p>
+      <w:pPr>
+        <w:pStyle w:val="BodyText"/>
+      </w:pPr>
+      <w:r>
+        <w:t xml:space="preserve">마커스: 군대에선 아침 브리핑이라고 했지.</w:t>
+      </w:r>
+    </w:p>
+    <w:p>
+      <w:pPr>
+        <w:pStyle w:val="BodyText"/>
+      </w:pPr>
+      <w:r>
+        <w:t xml:space="preserve">노아: 같은 개념이에요. 각자 세 가지 질문에 답해요.</w:t>
+      </w:r>
+    </w:p>
+    <w:p>
+      <w:pPr>
+        <w:pStyle w:val="BodyText"/>
+      </w:pPr>
+      <w:r>
+        <w:t xml:space="preserve">엘레나: 그게 뭔데요?</w:t>
+      </w:r>
+    </w:p>
+    <w:p>
+      <w:pPr>
+        <w:pStyle w:val="BodyText"/>
+      </w:pPr>
+      <w:r>
+        <w:t xml:space="preserve">노아: 뭘 했나? 뭘 할 건가? 뭐가 막고 있나?</w:t>
+      </w:r>
+    </w:p>
+    <w:p>
+      <w:pPr>
+        <w:pStyle w:val="BodyText"/>
+      </w:pPr>
+      <w:r>
+        <w:t xml:space="preserve">마커스: 짧고 명확하네. 승인.</w:t>
+      </w:r>
+    </w:p>
+    <w:p>
+      <w:pPr>
+        <w:pStyle w:val="BodyText"/>
+      </w:pPr>
+      <w:r>
+        <w:t xml:space="preserve">노아: 저부터요. 한 일: 우린 공식적으로 회사가 됐어요. 델라웨어에 법인을 설립했고, 네 명 모두 83(b)를 제출했어요. 그러니 팔지도 못하는 지분 때문에 갑자기 세금 고지서를 받는 사람은 없어요.</w:t>
+      </w:r>
+    </w:p>
+    <w:p>
+      <w:pPr>
+        <w:pStyle w:val="BodyText"/>
+      </w:pPr>
+      <w:r>
+        <w:t xml:space="preserve">프리야: 30일 안에? 다이앤이 자랑스러워하겠네.</w:t>
+      </w:r>
+    </w:p>
+    <w:p>
+      <w:pPr>
+        <w:pStyle w:val="BodyText"/>
+      </w:pPr>
+      <w:r>
+        <w:t xml:space="preserve">노아: 조시가 서면으로 확인해 줬어. 다음: 이번 주에 재무 모델을 만들 거야.</w:t>
+      </w:r>
+    </w:p>
+    <w:p>
+      <w:pPr>
+        <w:pStyle w:val="BodyText"/>
+      </w:pPr>
+      <w:r>
+        <w:t xml:space="preserve">엘레나: 그리고 막고 있는 건요?</w:t>
+      </w:r>
+    </w:p>
+    <w:p>
+      <w:pPr>
+        <w:pStyle w:val="BodyText"/>
+      </w:pPr>
+      <w:r>
+        <w:t xml:space="preserve">노아: 스프레드시트요. 릴리가 대수학 얘기를 상기시켜 줬거든요.</w:t>
+      </w:r>
+    </w:p>
+    <w:p>
+      <w:pPr>
+        <w:pStyle w:val="BodyText"/>
+      </w:pPr>
+      <w:r>
+        <w:t xml:space="preserve">마커스: 데니스가 검토해 주겠대. 그 제안 받아.</w:t>
+      </w:r>
+    </w:p>
+    <w:p>
+      <w:pPr>
+        <w:pStyle w:val="BodyText"/>
+      </w:pPr>
+      <w:r>
+        <w:t xml:space="preserve">노아: 받을게요. 감사히. 마커스, 형님 차례요.</w:t>
+      </w:r>
+    </w:p>
+    <w:p>
+      <w:pPr>
+        <w:pStyle w:val="BodyText"/>
+      </w:pPr>
+      <w:r>
+        <w:t xml:space="preserve">마커스: 한 일: 위탁생산업체 목록 만들었어. 미국에 열두 곳.</w:t>
+      </w:r>
+    </w:p>
+    <w:p>
+      <w:pPr>
+        <w:pStyle w:val="BodyText"/>
+      </w:pPr>
+      <w:r>
+        <w:t xml:space="preserve">엘레나: 열두 곳이요. 생각보다 많네요.</w:t>
+      </w:r>
+    </w:p>
+    <w:p>
+      <w:pPr>
+        <w:pStyle w:val="BodyText"/>
+      </w:pPr>
+      <w:r>
+        <w:t xml:space="preserve">마커스: 무균 히알루론산 젤을 하는 데는 네 곳뿐이야. 그 네 곳이 중요해. 나머지는 크림이나 기기를 만들어서, 우리한테 필요한 걸 배우려면 몇 년은 걸릴 거야. 그래서 지웠어.</w:t>
+      </w:r>
+    </w:p>
+    <w:p>
+      <w:pPr>
+        <w:pStyle w:val="BodyText"/>
+      </w:pPr>
+      <w:r>
+        <w:t xml:space="preserve">노아: 다음은요?</w:t>
+      </w:r>
+    </w:p>
+    <w:p>
+      <w:pPr>
+        <w:pStyle w:val="BodyText"/>
+      </w:pPr>
+      <w:r>
+        <w:t xml:space="preserve">마커스: 이번 주에 두 곳에 전화할 거야. 점심시간에.</w:t>
+      </w:r>
+    </w:p>
+    <w:p>
+      <w:pPr>
+        <w:pStyle w:val="BodyText"/>
+      </w:pPr>
+      <w:r>
+        <w:t xml:space="preserve">프리야: 막힌 거 있어요?</w:t>
+      </w:r>
+    </w:p>
+    <w:p>
+      <w:pPr>
+        <w:pStyle w:val="BodyText"/>
+      </w:pPr>
+      <w:r>
+        <w:t xml:space="preserve">마커스: 시간. 월급 나올 때까진 아직 코윈에서 일하니까.</w:t>
+      </w:r>
+    </w:p>
+    <w:p>
+      <w:pPr>
+        <w:pStyle w:val="BodyText"/>
+      </w:pPr>
+      <w:r>
+        <w:t xml:space="preserve">노아: 알겠어요. 엘레나?</w:t>
+      </w:r>
+    </w:p>
+    <w:p>
+      <w:pPr>
+        <w:pStyle w:val="BodyText"/>
+      </w:pPr>
+      <w:r>
+        <w:t xml:space="preserve">엘레나: 한 일: 피부 필러에 대한 FDA 가이드라인을 읽었어요. 두 번.</w:t>
+      </w:r>
+    </w:p>
+    <w:p>
+      <w:pPr>
+        <w:pStyle w:val="BodyText"/>
+      </w:pPr>
+      <w:r>
+        <w:t xml:space="preserve">프리야: 얼마나 길어요?</w:t>
+      </w:r>
+    </w:p>
+    <w:p>
+      <w:pPr>
+        <w:pStyle w:val="BodyText"/>
+      </w:pPr>
+      <w:r>
+        <w:t xml:space="preserve">엘레나: 커피 두 잔이 필요할 만큼요. 다음: 동료 세 명과 얘기해 볼게요.</w:t>
+      </w:r>
+    </w:p>
+    <w:p>
+      <w:pPr>
+        <w:pStyle w:val="BodyText"/>
+      </w:pPr>
+      <w:r>
+        <w:t xml:space="preserve">노아: 무슨 얘기요?</w:t>
+      </w:r>
+    </w:p>
+    <w:p>
+      <w:pPr>
+        <w:pStyle w:val="BodyText"/>
+      </w:pPr>
+      <w:r>
+        <w:t xml:space="preserve">엘레나: 필러 임상을 어떻게 설계할지요. 환자는 몇 명, 얼마나 오래 추적할지, 무엇을 측정할지. 막힌 점: 아직 우리 아이디어를 공유할 수 없어서, 일반적인 질문으로만 물어봐야 해요.</w:t>
+      </w:r>
+    </w:p>
+    <w:p>
+      <w:pPr>
+        <w:pStyle w:val="BodyText"/>
+      </w:pPr>
+      <w:r>
+        <w:t xml:space="preserve">노아: 맞아요. 특허 전까지는 안 돼요. 프리야, 마지막.</w:t>
+      </w:r>
+    </w:p>
+    <w:p>
+      <w:pPr>
+        <w:pStyle w:val="BodyText"/>
+      </w:pPr>
+      <w:r>
+        <w:t xml:space="preserve">프리야: 한 일: 없음. 다음: 없음. 막힌 점: 추후 통지가 있을 때까지 할번이 내 뇌를 소유함.</w:t>
+      </w:r>
+    </w:p>
+    <w:bookmarkEnd w:id="34"/>
+    <w:bookmarkStart w:id="35" w:name="절정전환-방화벽과-외부-시험-1"/>
+    <w:p>
+      <w:pPr>
+        <w:pStyle w:val="Heading3"/>
+      </w:pPr>
+      <w:r>
+        <w:t xml:space="preserve">절정·전환 — 방화벽과 외부 시험</w:t>
+      </w:r>
+    </w:p>
+    <w:p>
+      <w:pPr>
+        <w:pStyle w:val="FirstParagraph"/>
+      </w:pPr>
+      <w:r>
+        <w:t xml:space="preserve">엘레나: 프리야, 정말 답답하겠어요.</w:t>
+      </w:r>
+    </w:p>
+    <w:p>
+      <w:pPr>
+        <w:pStyle w:val="BodyText"/>
+      </w:pPr>
+      <w:r>
+        <w:t xml:space="preserve">프리야: 고문이에요. 실험대가 보이는데 만질 수가 없어요. 4년 동안 이 아이디어는 제 머릿속에만 있었는데, 이제 드디어 집이 생겼더니 정작 저는 들어갈 수가 없네요.</w:t>
+      </w:r>
+    </w:p>
+    <w:p>
+      <w:pPr>
+        <w:pStyle w:val="BodyText"/>
+      </w:pPr>
+      <w:r>
+        <w:t xml:space="preserve">노아: 다이앤이 아주 분명하게 말했잖아. 사업 얘기는 되고, 화학은 안 된다고.</w:t>
+      </w:r>
+    </w:p>
+    <w:p>
+      <w:pPr>
+        <w:pStyle w:val="BodyText"/>
+      </w:pPr>
+      <w:r>
+        <w:t xml:space="preserve">프리야: 알아. 그러니까 이 방은 나한텐 화학 금지 구역이야.</w:t>
+      </w:r>
+    </w:p>
+    <w:p>
+      <w:pPr>
+        <w:pStyle w:val="BodyText"/>
+      </w:pPr>
+      <w:r>
+        <w:t xml:space="preserve">마커스: 그럼 문제가 있어. 고압 멸균 시험.</w:t>
+      </w:r>
+    </w:p>
+    <w:p>
+      <w:pPr>
+        <w:pStyle w:val="BodyText"/>
+      </w:pPr>
+      <w:r>
+        <w:t xml:space="preserve">엘레나: 프리야가 시험 세 가지, 6주를 약속했죠. 그런데 이제 할 수 없어요.</w:t>
+      </w:r>
+    </w:p>
+    <w:p>
+      <w:pPr>
+        <w:pStyle w:val="BodyText"/>
+      </w:pPr>
+      <w:r>
+        <w:t xml:space="preserve">노아: 프리야가 자유로워질 때까지 기다릴 수 있을까요?</w:t>
+      </w:r>
+    </w:p>
+    <w:p>
+      <w:pPr>
+        <w:pStyle w:val="BodyText"/>
+      </w:pPr>
+      <w:r>
+        <w:t xml:space="preserve">마커스: 그럴 수도 있지. 근데 투자자들이 물을 거야.</w:t>
+      </w:r>
+      <w:r>
+        <w:t xml:space="preserve"> </w:t>
+      </w:r>
+      <w:r>
+        <w:t xml:space="preserve">“</w:t>
+      </w:r>
+      <w:r>
+        <w:t xml:space="preserve">멸균을 견디나요?</w:t>
+      </w:r>
+      <w:r>
+        <w:t xml:space="preserve">”</w:t>
+      </w:r>
+      <w:r>
+        <w:t xml:space="preserve"> </w:t>
+      </w:r>
+      <w:r>
+        <w:t xml:space="preserve">진지한 사람이라면 누구나 제일 먼저 묻는 질문이고, 거기에 답 못 하면 미팅은 사실상 끝이야.</w:t>
+      </w:r>
+    </w:p>
+    <w:p>
+      <w:pPr>
+        <w:pStyle w:val="BodyText"/>
+      </w:pPr>
+      <w:r>
+        <w:t xml:space="preserve">엘레나: 그리고</w:t>
+      </w:r>
+      <w:r>
+        <w:t xml:space="preserve"> </w:t>
+      </w:r>
+      <w:r>
+        <w:t xml:space="preserve">“</w:t>
+      </w:r>
+      <w:r>
+        <w:t xml:space="preserve">아직 모른다</w:t>
+      </w:r>
+      <w:r>
+        <w:t xml:space="preserve">”</w:t>
+      </w:r>
+      <w:r>
+        <w:t xml:space="preserve">로는 돈을 못 받을 거고요.</w:t>
+      </w:r>
+    </w:p>
+    <w:p>
+      <w:pPr>
+        <w:pStyle w:val="BodyText"/>
+      </w:pPr>
+      <w:r>
+        <w:t xml:space="preserve">노아: 그럼 선택지가 뭐가 있죠?</w:t>
+      </w:r>
+    </w:p>
+    <w:p>
+      <w:pPr>
+        <w:pStyle w:val="BodyText"/>
+      </w:pPr>
+      <w:r>
+        <w:t xml:space="preserve">마커스: 외부 연구소를 고용하는 거야. 수탁 연구소.</w:t>
+      </w:r>
+    </w:p>
+    <w:p>
+      <w:pPr>
+        <w:pStyle w:val="BodyText"/>
+      </w:pPr>
+      <w:r>
+        <w:t xml:space="preserve">노아: 정확히 뭘 하게요?</w:t>
+      </w:r>
+    </w:p>
+    <w:p>
+      <w:pPr>
+        <w:pStyle w:val="BodyText"/>
+      </w:pPr>
+      <w:r>
+        <w:t xml:space="preserve">마커스: 논문에 있는 제조법을 그대로 재현하고, 멸균하고, 측정하는 거지. 프리야한테서 새로운 건 하나도 필요 없고 공개된 방법만 쓰면 돼. 그러면 할번 소속 화학자가 일했다고 아무도 말 못 해.</w:t>
+      </w:r>
+    </w:p>
+    <w:p>
+      <w:pPr>
+        <w:pStyle w:val="BodyText"/>
+      </w:pPr>
+      <w:r>
+        <w:t xml:space="preserve">프리야: 그 제조법은 공개돼 있어. 112페이지. 누구나 따라 할 수 있어.</w:t>
+      </w:r>
+    </w:p>
+    <w:p>
+      <w:pPr>
+        <w:pStyle w:val="BodyText"/>
+      </w:pPr>
+      <w:r>
+        <w:t xml:space="preserve">엘레나: 그 말은 해도 괜찮아요? 페이지 번호요?</w:t>
+      </w:r>
+    </w:p>
+    <w:p>
+      <w:pPr>
+        <w:pStyle w:val="BodyText"/>
+      </w:pPr>
+      <w:r>
+        <w:t xml:space="preserve">프리야: 공개된 페이지를 가리키는 건 괜찮아요. 제조법을 바꾸는 건 안 되고요.</w:t>
+      </w:r>
+    </w:p>
+    <w:p>
+      <w:pPr>
+        <w:pStyle w:val="BodyText"/>
+      </w:pPr>
+      <w:r>
+        <w:t xml:space="preserve">노아: 외부 연구소 비용은 얼마나 들어요?</w:t>
+      </w:r>
+    </w:p>
+    <w:p>
+      <w:pPr>
+        <w:pStyle w:val="BodyText"/>
+      </w:pPr>
+      <w:r>
+        <w:t xml:space="preserve">마커스: 수소문해 봤어. 1만 8천 달러쯤. 4주에서 6주.</w:t>
+      </w:r>
+    </w:p>
+    <w:p>
+      <w:pPr>
+        <w:pStyle w:val="BodyText"/>
+      </w:pPr>
+      <w:r>
+        <w:t xml:space="preserve">엘레나: 1만 8천 달러. 어디서요?</w:t>
+      </w:r>
+    </w:p>
+    <w:p>
+      <w:pPr>
+        <w:pStyle w:val="BodyText"/>
+      </w:pPr>
+      <w:r>
+        <w:t xml:space="preserve">노아: 제 저축에서요.</w:t>
+      </w:r>
+    </w:p>
+    <w:p>
+      <w:pPr>
+        <w:pStyle w:val="BodyText"/>
+      </w:pPr>
+      <w:r>
+        <w:t xml:space="preserve">프리야: 노아, 그거 네 저축에서 큰 부분이잖아.</w:t>
+      </w:r>
+    </w:p>
+    <w:p>
+      <w:pPr>
+        <w:pStyle w:val="BodyText"/>
+      </w:pPr>
+      <w:r>
+        <w:t xml:space="preserve">노아: 꼭 필요한 시험이야. 젤이 고압 멸균기에서 분해된다면, 수백만 달러를 쓴 뒤에 알게 되느니 지금 1만 8천 달러를 잃는 게 나아.</w:t>
+      </w:r>
+    </w:p>
+    <w:p>
+      <w:pPr>
+        <w:pStyle w:val="BodyText"/>
+      </w:pPr>
+      <w:r>
+        <w:t xml:space="preserve">마커스: 동의. 빨리 실패하고, 싸게 실패하자.</w:t>
+      </w:r>
+    </w:p>
+    <w:p>
+      <w:pPr>
+        <w:pStyle w:val="BodyText"/>
+      </w:pPr>
+      <w:r>
+        <w:t xml:space="preserve">엘레나: 그리고 통과하면 우리의 첫 진짜 데이터가 되죠.</w:t>
+      </w:r>
+    </w:p>
+    <w:p>
+      <w:pPr>
+        <w:pStyle w:val="BodyText"/>
+      </w:pPr>
+      <w:r>
+        <w:t xml:space="preserve">노아: 그럼 결정이에요. 마커스, 이거 맡아 줄 수 있어요?</w:t>
+      </w:r>
+    </w:p>
+    <w:bookmarkEnd w:id="35"/>
+    <w:bookmarkStart w:id="36" w:name="마무리-정리와-첫날-1"/>
+    <w:p>
+      <w:pPr>
+        <w:pStyle w:val="Heading3"/>
+      </w:pPr>
+      <w:r>
+        <w:t xml:space="preserve">마무리 — 정리와 첫날</w:t>
+      </w:r>
+    </w:p>
+    <w:p>
+      <w:pPr>
+        <w:pStyle w:val="FirstParagraph"/>
+      </w:pPr>
+      <w:r>
+        <w:t xml:space="preserve">마커스: 내가 맡을게. 금요일까지 견적 두 개 받아서 가격, 일정, 품질을 비교하고 추천안을 가져올게. 두 곳 다 별로면 세 번째를 찾을 거야.</w:t>
+      </w:r>
+    </w:p>
+    <w:p>
+      <w:pPr>
+        <w:pStyle w:val="BodyText"/>
+      </w:pPr>
+      <w:r>
+        <w:t xml:space="preserve">노아: 견적 두 개. 당연하죠. 둘은 하나니까.</w:t>
+      </w:r>
+    </w:p>
+    <w:p>
+      <w:pPr>
+        <w:pStyle w:val="BodyText"/>
+      </w:pPr>
+      <w:r>
+        <w:t xml:space="preserve">마커스: 이제 좀 배우네.</w:t>
+      </w:r>
+    </w:p>
+    <w:p>
+      <w:pPr>
+        <w:pStyle w:val="BodyText"/>
+      </w:pPr>
+      <w:r>
+        <w:t xml:space="preserve">노아: 액션 아이템 정리할게요. 저: 목요일까지 재무 모델.</w:t>
+      </w:r>
+    </w:p>
+    <w:p>
+      <w:pPr>
+        <w:pStyle w:val="BodyText"/>
+      </w:pPr>
+      <w:r>
+        <w:t xml:space="preserve">엘레나: 나: 임상 설계에 대해 세 번의 대화. 아이디어는 밝히지 않고.</w:t>
+      </w:r>
+    </w:p>
+    <w:p>
+      <w:pPr>
+        <w:pStyle w:val="BodyText"/>
+      </w:pPr>
+      <w:r>
+        <w:t xml:space="preserve">마커스: 나: 금요일까지 연구소 견적 두 개. 생산업체 통화 두 번.</w:t>
+      </w:r>
+    </w:p>
+    <w:p>
+      <w:pPr>
+        <w:pStyle w:val="BodyText"/>
+      </w:pPr>
+      <w:r>
+        <w:t xml:space="preserve">프리야: 나: UT 확인. 그리고 할번 이해충돌 정책 읽기. 사업 관련만.</w:t>
+      </w:r>
+    </w:p>
+    <w:p>
+      <w:pPr>
+        <w:pStyle w:val="BodyText"/>
+      </w:pPr>
+      <w:r>
+        <w:t xml:space="preserve">노아: 그리고 하나 더요. 우리 회사 원칙이요.</w:t>
+      </w:r>
+    </w:p>
+    <w:p>
+      <w:pPr>
+        <w:pStyle w:val="BodyText"/>
+      </w:pPr>
+      <w:r>
+        <w:t xml:space="preserve">엘레나: 화이트보드에 쓰는 거예요?</w:t>
+      </w:r>
+    </w:p>
+    <w:p>
+      <w:pPr>
+        <w:pStyle w:val="BodyText"/>
+      </w:pPr>
+      <w:r>
+        <w:t xml:space="preserve">노아: 원칙 1: 무엇보다 해를 끼치지 말 것. 원칙 2: 안에선 논쟁, 밖에선 한목소리.</w:t>
+      </w:r>
+    </w:p>
+    <w:p>
+      <w:pPr>
+        <w:pStyle w:val="BodyText"/>
+      </w:pPr>
+      <w:r>
+        <w:t xml:space="preserve">리타: 방해해서 미안해요. 계약서 서명 끝났어요. 14번 실험대는 이제 여러분 거예요.</w:t>
+      </w:r>
+    </w:p>
+    <w:p>
+      <w:pPr>
+        <w:pStyle w:val="BodyText"/>
+      </w:pPr>
+      <w:r>
+        <w:t xml:space="preserve">노아: 고마워요, 리타. 우리 첫 사무실이네요. 아니, 첫 실험대요.</w:t>
+      </w:r>
+    </w:p>
+    <w:p>
+      <w:pPr>
+        <w:pStyle w:val="BodyText"/>
+      </w:pPr>
+      <w:r>
+        <w:t xml:space="preserve">마커스: 첫날. 임무 개시.</w:t>
+      </w:r>
+    </w:p>
+    <w:p>
+      <w:pPr>
+        <w:pStyle w:val="BodyText"/>
+      </w:pPr>
+      <w:r>
+        <w:t xml:space="preserve">엘레나: 첫날. 오늘 아침을 기억해요.</w:t>
+      </w:r>
+    </w:p>
+    <w:p>
+      <w:pPr>
+        <w:pStyle w:val="BodyText"/>
+      </w:pPr>
+      <w:r>
+        <w:t xml:space="preserve">프리야: 기억할게요. 화학 금지 구역 건너편에서.</w:t>
+      </w:r>
+    </w:p>
+    <w:bookmarkEnd w:id="36"/>
+    <w:bookmarkEnd w:id="37"/>
+    <w:bookmarkEnd w:id="38"/>
     <w:sectPr/>
   </w:body>
 </w:document>
@@ -3473,583 +3420,8 @@
       </w:pPr>
     </w:lvl>
   </w:abstractNum>
-  <w:abstractNum w:abstractNumId="99411">
-    <w:nsid w:val="A99411"/>
-    <w:multiLevelType w:val="multilevel"/>
-    <w:lvl w:ilvl="0">
-      <w:start w:val="1"/>
-      <w:numFmt w:val="decimal"/>
-      <w:lvlText w:val="%1."/>
-      <w:lvlJc w:val="left"/>
-      <w:pPr>
-        <w:ind w:left="720" w:hanging="480"/>
-      </w:pPr>
-    </w:lvl>
-    <w:lvl w:ilvl="1">
-      <w:start w:val="1"/>
-      <w:numFmt w:val="decimal"/>
-      <w:lvlText w:val="%2."/>
-      <w:lvlJc w:val="left"/>
-      <w:pPr>
-        <w:ind w:left="1440" w:hanging="480"/>
-      </w:pPr>
-    </w:lvl>
-    <w:lvl w:ilvl="2">
-      <w:start w:val="1"/>
-      <w:numFmt w:val="decimal"/>
-      <w:lvlText w:val="%3."/>
-      <w:lvlJc w:val="left"/>
-      <w:pPr>
-        <w:ind w:left="2160" w:hanging="480"/>
-      </w:pPr>
-    </w:lvl>
-    <w:lvl w:ilvl="3">
-      <w:start w:val="1"/>
-      <w:numFmt w:val="decimal"/>
-      <w:lvlText w:val="%4."/>
-      <w:lvlJc w:val="left"/>
-      <w:pPr>
-        <w:ind w:left="2880" w:hanging="480"/>
-      </w:pPr>
-    </w:lvl>
-    <w:lvl w:ilvl="4">
-      <w:start w:val="1"/>
-      <w:numFmt w:val="decimal"/>
-      <w:lvlText w:val="%5."/>
-      <w:lvlJc w:val="left"/>
-      <w:pPr>
-        <w:ind w:left="3600" w:hanging="480"/>
-      </w:pPr>
-    </w:lvl>
-    <w:lvl w:ilvl="5">
-      <w:start w:val="1"/>
-      <w:numFmt w:val="decimal"/>
-      <w:lvlText w:val="%6."/>
-      <w:lvlJc w:val="left"/>
-      <w:pPr>
-        <w:ind w:left="4320" w:hanging="480"/>
-      </w:pPr>
-    </w:lvl>
-    <w:lvl w:ilvl="6">
-      <w:start w:val="1"/>
-      <w:numFmt w:val="decimal"/>
-      <w:lvlText w:val="%7."/>
-      <w:lvlJc w:val="left"/>
-      <w:pPr>
-        <w:ind w:left="5040" w:hanging="480"/>
-      </w:pPr>
-    </w:lvl>
-    <w:lvl w:ilvl="7">
-      <w:start w:val="1"/>
-      <w:numFmt w:val="decimal"/>
-      <w:lvlText w:val="%8."/>
-      <w:lvlJc w:val="left"/>
-      <w:pPr>
-        <w:ind w:left="5760" w:hanging="480"/>
-      </w:pPr>
-    </w:lvl>
-    <w:lvl w:ilvl="8">
-      <w:start w:val="1"/>
-      <w:numFmt w:val="decimal"/>
-      <w:lvlText w:val="%9."/>
-      <w:lvlJc w:val="left"/>
-      <w:pPr>
-        <w:ind w:left="6480" w:hanging="480"/>
-      </w:pPr>
-    </w:lvl>
-  </w:abstractNum>
-  <w:abstractNum w:abstractNumId="994116">
-    <w:nsid w:val="A994116"/>
-    <w:multiLevelType w:val="multilevel"/>
-    <w:lvl w:ilvl="0">
-      <w:start w:val="16"/>
-      <w:numFmt w:val="decimal"/>
-      <w:lvlText w:val="%1."/>
-      <w:lvlJc w:val="left"/>
-      <w:pPr>
-        <w:ind w:left="720" w:hanging="480"/>
-      </w:pPr>
-    </w:lvl>
-    <w:lvl w:ilvl="1">
-      <w:start w:val="16"/>
-      <w:numFmt w:val="decimal"/>
-      <w:lvlText w:val="%2."/>
-      <w:lvlJc w:val="left"/>
-      <w:pPr>
-        <w:ind w:left="1440" w:hanging="480"/>
-      </w:pPr>
-    </w:lvl>
-    <w:lvl w:ilvl="2">
-      <w:start w:val="16"/>
-      <w:numFmt w:val="decimal"/>
-      <w:lvlText w:val="%3."/>
-      <w:lvlJc w:val="left"/>
-      <w:pPr>
-        <w:ind w:left="2160" w:hanging="480"/>
-      </w:pPr>
-    </w:lvl>
-    <w:lvl w:ilvl="3">
-      <w:start w:val="16"/>
-      <w:numFmt w:val="decimal"/>
-      <w:lvlText w:val="%4."/>
-      <w:lvlJc w:val="left"/>
-      <w:pPr>
-        <w:ind w:left="2880" w:hanging="480"/>
-      </w:pPr>
-    </w:lvl>
-    <w:lvl w:ilvl="4">
-      <w:start w:val="16"/>
-      <w:numFmt w:val="decimal"/>
-      <w:lvlText w:val="%5."/>
-      <w:lvlJc w:val="left"/>
-      <w:pPr>
-        <w:ind w:left="3600" w:hanging="480"/>
-      </w:pPr>
-    </w:lvl>
-    <w:lvl w:ilvl="5">
-      <w:start w:val="16"/>
-      <w:numFmt w:val="decimal"/>
-      <w:lvlText w:val="%6."/>
-      <w:lvlJc w:val="left"/>
-      <w:pPr>
-        <w:ind w:left="4320" w:hanging="480"/>
-      </w:pPr>
-    </w:lvl>
-    <w:lvl w:ilvl="6">
-      <w:start w:val="16"/>
-      <w:numFmt w:val="decimal"/>
-      <w:lvlText w:val="%7."/>
-      <w:lvlJc w:val="left"/>
-      <w:pPr>
-        <w:ind w:left="5040" w:hanging="480"/>
-      </w:pPr>
-    </w:lvl>
-    <w:lvl w:ilvl="7">
-      <w:start w:val="16"/>
-      <w:numFmt w:val="decimal"/>
-      <w:lvlText w:val="%8."/>
-      <w:lvlJc w:val="left"/>
-      <w:pPr>
-        <w:ind w:left="5760" w:hanging="480"/>
-      </w:pPr>
-    </w:lvl>
-    <w:lvl w:ilvl="8">
-      <w:start w:val="16"/>
-      <w:numFmt w:val="decimal"/>
-      <w:lvlText w:val="%9."/>
-      <w:lvlJc w:val="left"/>
-      <w:pPr>
-        <w:ind w:left="6480" w:hanging="480"/>
-      </w:pPr>
-    </w:lvl>
-  </w:abstractNum>
-  <w:abstractNum w:abstractNumId="994151">
-    <w:nsid w:val="A994151"/>
-    <w:multiLevelType w:val="multilevel"/>
-    <w:lvl w:ilvl="0">
-      <w:start w:val="51"/>
-      <w:numFmt w:val="decimal"/>
-      <w:lvlText w:val="%1."/>
-      <w:lvlJc w:val="left"/>
-      <w:pPr>
-        <w:ind w:left="720" w:hanging="480"/>
-      </w:pPr>
-    </w:lvl>
-    <w:lvl w:ilvl="1">
-      <w:start w:val="51"/>
-      <w:numFmt w:val="decimal"/>
-      <w:lvlText w:val="%2."/>
-      <w:lvlJc w:val="left"/>
-      <w:pPr>
-        <w:ind w:left="1440" w:hanging="480"/>
-      </w:pPr>
-    </w:lvl>
-    <w:lvl w:ilvl="2">
-      <w:start w:val="51"/>
-      <w:numFmt w:val="decimal"/>
-      <w:lvlText w:val="%3."/>
-      <w:lvlJc w:val="left"/>
-      <w:pPr>
-        <w:ind w:left="2160" w:hanging="480"/>
-      </w:pPr>
-    </w:lvl>
-    <w:lvl w:ilvl="3">
-      <w:start w:val="51"/>
-      <w:numFmt w:val="decimal"/>
-      <w:lvlText w:val="%4."/>
-      <w:lvlJc w:val="left"/>
-      <w:pPr>
-        <w:ind w:left="2880" w:hanging="480"/>
-      </w:pPr>
-    </w:lvl>
-    <w:lvl w:ilvl="4">
-      <w:start w:val="51"/>
-      <w:numFmt w:val="decimal"/>
-      <w:lvlText w:val="%5."/>
-      <w:lvlJc w:val="left"/>
-      <w:pPr>
-        <w:ind w:left="3600" w:hanging="480"/>
-      </w:pPr>
-    </w:lvl>
-    <w:lvl w:ilvl="5">
-      <w:start w:val="51"/>
-      <w:numFmt w:val="decimal"/>
-      <w:lvlText w:val="%6."/>
-      <w:lvlJc w:val="left"/>
-      <w:pPr>
-        <w:ind w:left="4320" w:hanging="480"/>
-      </w:pPr>
-    </w:lvl>
-    <w:lvl w:ilvl="6">
-      <w:start w:val="51"/>
-      <w:numFmt w:val="decimal"/>
-      <w:lvlText w:val="%7."/>
-      <w:lvlJc w:val="left"/>
-      <w:pPr>
-        <w:ind w:left="5040" w:hanging="480"/>
-      </w:pPr>
-    </w:lvl>
-    <w:lvl w:ilvl="7">
-      <w:start w:val="51"/>
-      <w:numFmt w:val="decimal"/>
-      <w:lvlText w:val="%8."/>
-      <w:lvlJc w:val="left"/>
-      <w:pPr>
-        <w:ind w:left="5760" w:hanging="480"/>
-      </w:pPr>
-    </w:lvl>
-    <w:lvl w:ilvl="8">
-      <w:start w:val="51"/>
-      <w:numFmt w:val="decimal"/>
-      <w:lvlText w:val="%9."/>
-      <w:lvlJc w:val="left"/>
-      <w:pPr>
-        <w:ind w:left="6480" w:hanging="480"/>
-      </w:pPr>
-    </w:lvl>
-  </w:abstractNum>
-  <w:abstractNum w:abstractNumId="994181">
-    <w:nsid w:val="A994181"/>
-    <w:multiLevelType w:val="multilevel"/>
-    <w:lvl w:ilvl="0">
-      <w:start w:val="81"/>
-      <w:numFmt w:val="decimal"/>
-      <w:lvlText w:val="%1."/>
-      <w:lvlJc w:val="left"/>
-      <w:pPr>
-        <w:ind w:left="720" w:hanging="480"/>
-      </w:pPr>
-    </w:lvl>
-    <w:lvl w:ilvl="1">
-      <w:start w:val="81"/>
-      <w:numFmt w:val="decimal"/>
-      <w:lvlText w:val="%2."/>
-      <w:lvlJc w:val="left"/>
-      <w:pPr>
-        <w:ind w:left="1440" w:hanging="480"/>
-      </w:pPr>
-    </w:lvl>
-    <w:lvl w:ilvl="2">
-      <w:start w:val="81"/>
-      <w:numFmt w:val="decimal"/>
-      <w:lvlText w:val="%3."/>
-      <w:lvlJc w:val="left"/>
-      <w:pPr>
-        <w:ind w:left="2160" w:hanging="480"/>
-      </w:pPr>
-    </w:lvl>
-    <w:lvl w:ilvl="3">
-      <w:start w:val="81"/>
-      <w:numFmt w:val="decimal"/>
-      <w:lvlText w:val="%4."/>
-      <w:lvlJc w:val="left"/>
-      <w:pPr>
-        <w:ind w:left="2880" w:hanging="480"/>
-      </w:pPr>
-    </w:lvl>
-    <w:lvl w:ilvl="4">
-      <w:start w:val="81"/>
-      <w:numFmt w:val="decimal"/>
-      <w:lvlText w:val="%5."/>
-      <w:lvlJc w:val="left"/>
-      <w:pPr>
-        <w:ind w:left="3600" w:hanging="480"/>
-      </w:pPr>
-    </w:lvl>
-    <w:lvl w:ilvl="5">
-      <w:start w:val="81"/>
-      <w:numFmt w:val="decimal"/>
-      <w:lvlText w:val="%6."/>
-      <w:lvlJc w:val="left"/>
-      <w:pPr>
-        <w:ind w:left="4320" w:hanging="480"/>
-      </w:pPr>
-    </w:lvl>
-    <w:lvl w:ilvl="6">
-      <w:start w:val="81"/>
-      <w:numFmt w:val="decimal"/>
-      <w:lvlText w:val="%7."/>
-      <w:lvlJc w:val="left"/>
-      <w:pPr>
-        <w:ind w:left="5040" w:hanging="480"/>
-      </w:pPr>
-    </w:lvl>
-    <w:lvl w:ilvl="7">
-      <w:start w:val="81"/>
-      <w:numFmt w:val="decimal"/>
-      <w:lvlText w:val="%8."/>
-      <w:lvlJc w:val="left"/>
-      <w:pPr>
-        <w:ind w:left="5760" w:hanging="480"/>
-      </w:pPr>
-    </w:lvl>
-    <w:lvl w:ilvl="8">
-      <w:start w:val="81"/>
-      <w:numFmt w:val="decimal"/>
-      <w:lvlText w:val="%9."/>
-      <w:lvlJc w:val="left"/>
-      <w:pPr>
-        <w:ind w:left="6480" w:hanging="480"/>
-      </w:pPr>
-    </w:lvl>
-  </w:abstractNum>
-  <w:abstractNum w:abstractNumId="9941106">
-    <w:nsid w:val="A9941106"/>
-    <w:multiLevelType w:val="multilevel"/>
-    <w:lvl w:ilvl="0">
-      <w:start w:val="106"/>
-      <w:numFmt w:val="decimal"/>
-      <w:lvlText w:val="%1."/>
-      <w:lvlJc w:val="left"/>
-      <w:pPr>
-        <w:ind w:left="720" w:hanging="480"/>
-      </w:pPr>
-    </w:lvl>
-    <w:lvl w:ilvl="1">
-      <w:start w:val="106"/>
-      <w:numFmt w:val="decimal"/>
-      <w:lvlText w:val="%2."/>
-      <w:lvlJc w:val="left"/>
-      <w:pPr>
-        <w:ind w:left="1440" w:hanging="480"/>
-      </w:pPr>
-    </w:lvl>
-    <w:lvl w:ilvl="2">
-      <w:start w:val="106"/>
-      <w:numFmt w:val="decimal"/>
-      <w:lvlText w:val="%3."/>
-      <w:lvlJc w:val="left"/>
-      <w:pPr>
-        <w:ind w:left="2160" w:hanging="480"/>
-      </w:pPr>
-    </w:lvl>
-    <w:lvl w:ilvl="3">
-      <w:start w:val="106"/>
-      <w:numFmt w:val="decimal"/>
-      <w:lvlText w:val="%4."/>
-      <w:lvlJc w:val="left"/>
-      <w:pPr>
-        <w:ind w:left="2880" w:hanging="480"/>
-      </w:pPr>
-    </w:lvl>
-    <w:lvl w:ilvl="4">
-      <w:start w:val="106"/>
-      <w:numFmt w:val="decimal"/>
-      <w:lvlText w:val="%5."/>
-      <w:lvlJc w:val="left"/>
-      <w:pPr>
-        <w:ind w:left="3600" w:hanging="480"/>
-      </w:pPr>
-    </w:lvl>
-    <w:lvl w:ilvl="5">
-      <w:start w:val="106"/>
-      <w:numFmt w:val="decimal"/>
-      <w:lvlText w:val="%6."/>
-      <w:lvlJc w:val="left"/>
-      <w:pPr>
-        <w:ind w:left="4320" w:hanging="480"/>
-      </w:pPr>
-    </w:lvl>
-    <w:lvl w:ilvl="6">
-      <w:start w:val="106"/>
-      <w:numFmt w:val="decimal"/>
-      <w:lvlText w:val="%7."/>
-      <w:lvlJc w:val="left"/>
-      <w:pPr>
-        <w:ind w:left="5040" w:hanging="480"/>
-      </w:pPr>
-    </w:lvl>
-    <w:lvl w:ilvl="7">
-      <w:start w:val="106"/>
-      <w:numFmt w:val="decimal"/>
-      <w:lvlText w:val="%8."/>
-      <w:lvlJc w:val="left"/>
-      <w:pPr>
-        <w:ind w:left="5760" w:hanging="480"/>
-      </w:pPr>
-    </w:lvl>
-    <w:lvl w:ilvl="8">
-      <w:start w:val="106"/>
-      <w:numFmt w:val="decimal"/>
-      <w:lvlText w:val="%9."/>
-      <w:lvlJc w:val="left"/>
-      <w:pPr>
-        <w:ind w:left="6480" w:hanging="480"/>
-      </w:pPr>
-    </w:lvl>
-  </w:abstractNum>
   <w:num w:numId="1000">
     <w:abstractNumId w:val="990"/>
-  </w:num>
-  <w:num w:numId="1001">
-    <w:abstractNumId w:val="99411"/>
-    <w:lvlOverride w:ilvl="0">
-      <w:startOverride w:val="1"/>
-    </w:lvlOverride>
-    <w:lvlOverride w:ilvl="1">
-      <w:startOverride w:val="1"/>
-    </w:lvlOverride>
-    <w:lvlOverride w:ilvl="2">
-      <w:startOverride w:val="1"/>
-    </w:lvlOverride>
-    <w:lvlOverride w:ilvl="3">
-      <w:startOverride w:val="1"/>
-    </w:lvlOverride>
-    <w:lvlOverride w:ilvl="4">
-      <w:startOverride w:val="1"/>
-    </w:lvlOverride>
-    <w:lvlOverride w:ilvl="5">
-      <w:startOverride w:val="1"/>
-    </w:lvlOverride>
-    <w:lvlOverride w:ilvl="6">
-      <w:startOverride w:val="1"/>
-    </w:lvlOverride>
-    <w:lvlOverride w:ilvl="7">
-      <w:startOverride w:val="1"/>
-    </w:lvlOverride>
-    <w:lvlOverride w:ilvl="8">
-      <w:startOverride w:val="1"/>
-    </w:lvlOverride>
-  </w:num>
-  <w:num w:numId="1002">
-    <w:abstractNumId w:val="994116"/>
-    <w:lvlOverride w:ilvl="0">
-      <w:startOverride w:val="16"/>
-    </w:lvlOverride>
-    <w:lvlOverride w:ilvl="1">
-      <w:startOverride w:val="16"/>
-    </w:lvlOverride>
-    <w:lvlOverride w:ilvl="2">
-      <w:startOverride w:val="16"/>
-    </w:lvlOverride>
-    <w:lvlOverride w:ilvl="3">
-      <w:startOverride w:val="16"/>
-    </w:lvlOverride>
-    <w:lvlOverride w:ilvl="4">
-      <w:startOverride w:val="16"/>
-    </w:lvlOverride>
-    <w:lvlOverride w:ilvl="5">
-      <w:startOverride w:val="16"/>
-    </w:lvlOverride>
-    <w:lvlOverride w:ilvl="6">
-      <w:startOverride w:val="16"/>
-    </w:lvlOverride>
-    <w:lvlOverride w:ilvl="7">
-      <w:startOverride w:val="16"/>
-    </w:lvlOverride>
-    <w:lvlOverride w:ilvl="8">
-      <w:startOverride w:val="16"/>
-    </w:lvlOverride>
-  </w:num>
-  <w:num w:numId="1003">
-    <w:abstractNumId w:val="994151"/>
-    <w:lvlOverride w:ilvl="0">
-      <w:startOverride w:val="51"/>
-    </w:lvlOverride>
-    <w:lvlOverride w:ilvl="1">
-      <w:startOverride w:val="51"/>
-    </w:lvlOverride>
-    <w:lvlOverride w:ilvl="2">
-      <w:startOverride w:val="51"/>
-    </w:lvlOverride>
-    <w:lvlOverride w:ilvl="3">
-      <w:startOverride w:val="51"/>
-    </w:lvlOverride>
-    <w:lvlOverride w:ilvl="4">
-      <w:startOverride w:val="51"/>
-    </w:lvlOverride>
-    <w:lvlOverride w:ilvl="5">
-      <w:startOverride w:val="51"/>
-    </w:lvlOverride>
-    <w:lvlOverride w:ilvl="6">
-      <w:startOverride w:val="51"/>
-    </w:lvlOverride>
-    <w:lvlOverride w:ilvl="7">
-      <w:startOverride w:val="51"/>
-    </w:lvlOverride>
-    <w:lvlOverride w:ilvl="8">
-      <w:startOverride w:val="51"/>
-    </w:lvlOverride>
-  </w:num>
-  <w:num w:numId="1004">
-    <w:abstractNumId w:val="994181"/>
-    <w:lvlOverride w:ilvl="0">
-      <w:startOverride w:val="81"/>
-    </w:lvlOverride>
-    <w:lvlOverride w:ilvl="1">
-      <w:startOverride w:val="81"/>
-    </w:lvlOverride>
-    <w:lvlOverride w:ilvl="2">
-      <w:startOverride w:val="81"/>
-    </w:lvlOverride>
-    <w:lvlOverride w:ilvl="3">
-      <w:startOverride w:val="81"/>
-    </w:lvlOverride>
-    <w:lvlOverride w:ilvl="4">
-      <w:startOverride w:val="81"/>
-    </w:lvlOverride>
-    <w:lvlOverride w:ilvl="5">
-      <w:startOverride w:val="81"/>
-    </w:lvlOverride>
-    <w:lvlOverride w:ilvl="6">
-      <w:startOverride w:val="81"/>
-    </w:lvlOverride>
-    <w:lvlOverride w:ilvl="7">
-      <w:startOverride w:val="81"/>
-    </w:lvlOverride>
-    <w:lvlOverride w:ilvl="8">
-      <w:startOverride w:val="81"/>
-    </w:lvlOverride>
-  </w:num>
-  <w:num w:numId="1005">
-    <w:abstractNumId w:val="9941106"/>
-    <w:lvlOverride w:ilvl="0">
-      <w:startOverride w:val="106"/>
-    </w:lvlOverride>
-    <w:lvlOverride w:ilvl="1">
-      <w:startOverride w:val="106"/>
-    </w:lvlOverride>
-    <w:lvlOverride w:ilvl="2">
-      <w:startOverride w:val="106"/>
-    </w:lvlOverride>
-    <w:lvlOverride w:ilvl="3">
-      <w:startOverride w:val="106"/>
-    </w:lvlOverride>
-    <w:lvlOverride w:ilvl="4">
-      <w:startOverride w:val="106"/>
-    </w:lvlOverride>
-    <w:lvlOverride w:ilvl="5">
-      <w:startOverride w:val="106"/>
-    </w:lvlOverride>
-    <w:lvlOverride w:ilvl="6">
-      <w:startOverride w:val="106"/>
-    </w:lvlOverride>
-    <w:lvlOverride w:ilvl="7">
-      <w:startOverride w:val="106"/>
-    </w:lvlOverride>
-    <w:lvlOverride w:ilvl="8">
-      <w:startOverride w:val="106"/>
-    </w:lvlOverride>
   </w:num>
 </w:numbering>
 </file>
